--- a/eo-microsaas-dev/docs/OPERATOR-GUIDE-v1.3.docx
+++ b/eo-microsaas-dev/docs/OPERATOR-GUIDE-v1.3.docx
@@ -28,13 +28,13 @@
         </w:p>
       </w:sdtContent>
     </w:sdt>
-    <w:bookmarkStart w:id="28" w:name="X73df3c3cd6cb09da021d8a6cca14c820af2f20b"/>
+    <w:bookmarkStart w:id="49" w:name="Xea9e11b2ae398e004b128c8cda749b46f5bcc57"/>
     <w:p>
       <w:pPr>
         <w:pStyle w:val="Heading1"/>
       </w:pPr>
       <w:r>
-        <w:t xml:space="preserve">eo-microsaas-dev v1.3.0 — Complete Operator's Guide</w:t>
+        <w:t xml:space="preserve">eo-microsaas-dev v1.3.1 — Complete Operator's Guide</w:t>
       </w:r>
     </w:p>
     <w:p>
@@ -70,7 +70,7 @@
         <w:t xml:space="preserve"> </w:t>
       </w:r>
       <w:r>
-        <w:t xml:space="preserve">1.3.0 (2026-04-23)</w:t>
+        <w:t xml:space="preserve">1.3.1 (2026-04-23)</w:t>
       </w:r>
       <w:r>
         <w:t xml:space="preserve"> </w:t>
@@ -171,6 +171,24 @@
       </w:r>
       <w:r>
         <w:t xml:space="preserve">now asks one 4-option question when no GitHub remote is mounted — so you can bootstrap fully local and push later. See §9 for the v1.3 delta.</w:t>
+      </w:r>
+    </w:p>
+    <w:p>
+      <w:pPr>
+        <w:pStyle w:val="BodyText"/>
+      </w:pPr>
+      <w:r>
+        <w:rPr>
+          <w:b/>
+          <w:bCs/>
+        </w:rPr>
+        <w:t xml:space="preserve">What changed in v1.3.1:</w:t>
+      </w:r>
+      <w:r>
+        <w:t xml:space="preserve"> </w:t>
+      </w:r>
+      <w:r>
+        <w:t xml:space="preserve">stuck-path hardening. Every refuse path in the plugin now names a concrete next door. See §10 for the stuck-state exit map and §11 for the v1.3.1 delta.</w:t>
       </w:r>
     </w:p>
     <w:p>
@@ -7547,75 +7565,3042 @@
         </w:pict>
       </w:r>
     </w:p>
-    <w:p>
-      <w:pPr>
-        <w:pStyle w:val="FirstParagraph"/>
-      </w:pPr>
-      <w:r>
-        <w:rPr>
-          <w:b/>
-          <w:bCs/>
-        </w:rPr>
-        <w:t xml:space="preserve">TL;DR for a new operator:</w:t>
-      </w:r>
-      <w:r>
-        <w:t xml:space="preserve"> </w:t>
-      </w:r>
-      <w:r>
-        <w:rPr>
-          <w:rStyle w:val="VerbatimChar"/>
-        </w:rPr>
-        <w:t xml:space="preserve">/eo-dev-start</w:t>
-      </w:r>
-      <w:r>
-        <w:t xml:space="preserve"> </w:t>
-      </w:r>
-      <w:r>
-        <w:t xml:space="preserve">once per project. Answer the 4-option GitHub question (or skip if you already have a remote).</w:t>
-      </w:r>
-      <w:r>
-        <w:t xml:space="preserve"> </w:t>
-      </w:r>
-      <w:r>
-        <w:rPr>
-          <w:rStyle w:val="VerbatimChar"/>
-        </w:rPr>
-        <w:t xml:space="preserve">/eo-github</w:t>
-      </w:r>
-      <w:r>
-        <w:t xml:space="preserve"> </w:t>
-      </w:r>
-      <w:r>
-        <w:t xml:space="preserve">when you want to push and don't have a remote yet, or any time for a drift audit.</w:t>
-      </w:r>
-      <w:r>
-        <w:t xml:space="preserve"> </w:t>
-      </w:r>
-      <w:r>
-        <w:rPr>
-          <w:rStyle w:val="VerbatimChar"/>
-        </w:rPr>
-        <w:t xml:space="preserve">/eo-guide</w:t>
-      </w:r>
-      <w:r>
-        <w:t xml:space="preserve"> </w:t>
-      </w:r>
-      <w:r>
-        <w:t xml:space="preserve">every returning session. The chain in between (</w:t>
-      </w:r>
-      <w:r>
-        <w:rPr>
-          <w:rStyle w:val="VerbatimChar"/>
-        </w:rPr>
-        <w:t xml:space="preserve">/eo-plan → /eo-code → /eo-review → /eo-score → /eo-ship</w:t>
-      </w:r>
-      <w:r>
-        <w:t xml:space="preserve">) is the real work. Everything else is there to catch you when you drift.</w:t>
-      </w:r>
-    </w:p>
     <w:bookmarkEnd w:id="26"/>
     <w:bookmarkEnd w:id="27"/>
+    <w:bookmarkStart w:id="44" w:name="Xdd14c75cbb49c6abdfb086204bee95293d06e8b"/>
+    <w:p>
+      <w:pPr>
+        <w:pStyle w:val="Heading2"/>
+      </w:pPr>
+      <w:r>
+        <w:t xml:space="preserve">10. Stuck? Here's the exit</w:t>
+      </w:r>
+    </w:p>
+    <w:p>
+      <w:pPr>
+        <w:pStyle w:val="FirstParagraph"/>
+      </w:pPr>
+      <w:r>
+        <w:t xml:space="preserve">Every refuse path in the plugin names a concrete next door. If you ever see "can't help" with nothing else — that's a bug; open an issue. Below is the full map.</w:t>
+      </w:r>
+    </w:p>
+    <w:bookmarkStart w:id="28" w:name="X01b2de4fa2cba855f8c40a98c186bb5ee4d4278"/>
+    <w:p>
+      <w:pPr>
+        <w:pStyle w:val="Heading3"/>
+      </w:pPr>
+      <w:r>
+        <w:t xml:space="preserve">10.1 You're at</w:t>
+      </w:r>
+      <w:r>
+        <w:t xml:space="preserve"> </w:t>
+      </w:r>
+      <w:r>
+        <w:rPr>
+          <w:rStyle w:val="VerbatimChar"/>
+        </w:rPr>
+        <w:t xml:space="preserve">/eo-guide</w:t>
+      </w:r>
+      <w:r>
+        <w:t xml:space="preserve"> </w:t>
+      </w:r>
+      <w:r>
+        <w:t xml:space="preserve">but it says the same phase every time</w:t>
+      </w:r>
+    </w:p>
+    <w:p>
+      <w:pPr>
+        <w:pStyle w:val="FirstParagraph"/>
+      </w:pPr>
+      <w:r>
+        <w:rPr>
+          <w:b/>
+          <w:bCs/>
+        </w:rPr>
+        <w:t xml:space="preserve">Symptom:</w:t>
+      </w:r>
+      <w:r>
+        <w:t xml:space="preserve"> </w:t>
+      </w:r>
+      <w:r>
+        <w:rPr>
+          <w:rStyle w:val="VerbatimChar"/>
+        </w:rPr>
+        <w:t xml:space="preserve">/eo-guide</w:t>
+      </w:r>
+      <w:r>
+        <w:t xml:space="preserve"> </w:t>
+      </w:r>
+      <w:r>
+        <w:t xml:space="preserve">returns</w:t>
+      </w:r>
+      <w:r>
+        <w:t xml:space="preserve"> </w:t>
+      </w:r>
+      <w:r>
+        <w:rPr>
+          <w:rStyle w:val="VerbatimChar"/>
+        </w:rPr>
+        <w:t xml:space="preserve">local-only-bootstrapped</w:t>
+      </w:r>
+      <w:r>
+        <w:t xml:space="preserve"> </w:t>
+      </w:r>
+      <w:r>
+        <w:t xml:space="preserve">→ "Keep building locally" even after you've been coding for days.</w:t>
+      </w:r>
+    </w:p>
+    <w:p>
+      <w:pPr>
+        <w:pStyle w:val="BodyText"/>
+      </w:pPr>
+      <w:r>
+        <w:rPr>
+          <w:b/>
+          <w:bCs/>
+        </w:rPr>
+        <w:t xml:space="preserve">Check:</w:t>
+      </w:r>
+      <w:r>
+        <w:t xml:space="preserve"> </w:t>
+      </w:r>
+      <w:r>
+        <w:t xml:space="preserve">do you have plan files under</w:t>
+      </w:r>
+      <w:r>
+        <w:t xml:space="preserve"> </w:t>
+      </w:r>
+      <w:r>
+        <w:rPr>
+          <w:rStyle w:val="VerbatimChar"/>
+        </w:rPr>
+        <w:t xml:space="preserve">docs/plans/story-*.md</w:t>
+      </w:r>
+      <w:r>
+        <w:t xml:space="preserve">?</w:t>
+      </w:r>
+    </w:p>
+    <w:p>
+      <w:pPr>
+        <w:pStyle w:val="BodyText"/>
+      </w:pPr>
+      <w:r>
+        <w:rPr>
+          <w:b/>
+          <w:bCs/>
+        </w:rPr>
+        <w:t xml:space="preserve">Exit:</w:t>
+      </w:r>
+      <w:r>
+        <w:t xml:space="preserve"> </w:t>
+      </w:r>
+      <w:r>
+        <w:t xml:space="preserve">as of v1.3.1,</w:t>
+      </w:r>
+      <w:r>
+        <w:t xml:space="preserve"> </w:t>
+      </w:r>
+      <w:r>
+        <w:rPr>
+          <w:rStyle w:val="VerbatimChar"/>
+        </w:rPr>
+        <w:t xml:space="preserve">local-only-bootstrapped</w:t>
+      </w:r>
+      <w:r>
+        <w:t xml:space="preserve"> </w:t>
+      </w:r>
+      <w:r>
+        <w:t xml:space="preserve">only fires when</w:t>
+      </w:r>
+      <w:r>
+        <w:t xml:space="preserve"> </w:t>
+      </w:r>
+      <w:r>
+        <w:rPr>
+          <w:b/>
+          <w:bCs/>
+        </w:rPr>
+        <w:t xml:space="preserve">no plan files exist yet</w:t>
+      </w:r>
+      <w:r>
+        <w:t xml:space="preserve">. Once you have</w:t>
+      </w:r>
+      <w:r>
+        <w:t xml:space="preserve"> </w:t>
+      </w:r>
+      <w:r>
+        <w:rPr>
+          <w:rStyle w:val="VerbatimChar"/>
+        </w:rPr>
+        <w:t xml:space="preserve">docs/plans/story-1-*.md</w:t>
+      </w:r>
+      <w:r>
+        <w:t xml:space="preserve">,</w:t>
+      </w:r>
+      <w:r>
+        <w:t xml:space="preserve"> </w:t>
+      </w:r>
+      <w:r>
+        <w:rPr>
+          <w:rStyle w:val="VerbatimChar"/>
+        </w:rPr>
+        <w:t xml:space="preserve">/eo-guide</w:t>
+      </w:r>
+      <w:r>
+        <w:t xml:space="preserve"> </w:t>
+      </w:r>
+      <w:r>
+        <w:t xml:space="preserve">advances to sprint-loop phases (</w:t>
+      </w:r>
+      <w:r>
+        <w:rPr>
+          <w:rStyle w:val="VerbatimChar"/>
+        </w:rPr>
+        <w:t xml:space="preserve">ready-to-plan</w:t>
+      </w:r>
+      <w:r>
+        <w:t xml:space="preserve">,</w:t>
+      </w:r>
+      <w:r>
+        <w:t xml:space="preserve"> </w:t>
+      </w:r>
+      <w:r>
+        <w:rPr>
+          <w:rStyle w:val="VerbatimChar"/>
+        </w:rPr>
+        <w:t xml:space="preserve">ready-to-code</w:t>
+      </w:r>
+      <w:r>
+        <w:t xml:space="preserve">, etc.) and shows a banner:</w:t>
+      </w:r>
+    </w:p>
+    <w:p>
+      <w:pPr>
+        <w:pStyle w:val="SourceCode"/>
+      </w:pPr>
+      <w:r>
+        <w:rPr>
+          <w:rStyle w:val="VerbatimChar"/>
+        </w:rPr>
+        <w:t xml:space="preserve">🔒 Still local (no git yet). /eo-github will promote when MVP is ready.</w:t>
+      </w:r>
+    </w:p>
+    <w:p>
+      <w:pPr>
+        <w:pStyle w:val="FirstParagraph"/>
+      </w:pPr>
+      <w:r>
+        <w:t xml:space="preserve">If you're on v1.3.0 and see the short-circuit, upgrade the plugin (</w:t>
+      </w:r>
+      <w:r>
+        <w:rPr>
+          <w:rStyle w:val="VerbatimChar"/>
+        </w:rPr>
+        <w:t xml:space="preserve">/plugin update eo-microsaas-dev</w:t>
+      </w:r>
+      <w:r>
+        <w:t xml:space="preserve">) to v1.3.1.</w:t>
+      </w:r>
+    </w:p>
     <w:bookmarkEnd w:id="28"/>
+    <w:bookmarkStart w:id="29" w:name="X206f3fff8e6f8661b16e2236f02a6bcbd607a58"/>
+    <w:p>
+      <w:pPr>
+        <w:pStyle w:val="Heading3"/>
+      </w:pPr>
+      <w:r>
+        <w:t xml:space="preserve">10.2</w:t>
+      </w:r>
+      <w:r>
+        <w:t xml:space="preserve"> </w:t>
+      </w:r>
+      <w:r>
+        <w:rPr>
+          <w:rStyle w:val="VerbatimChar"/>
+        </w:rPr>
+        <w:t xml:space="preserve">/eo-guide</w:t>
+      </w:r>
+      <w:r>
+        <w:t xml:space="preserve"> </w:t>
+      </w:r>
+      <w:r>
+        <w:t xml:space="preserve">says "state inconsistent" with a diagnostic</w:t>
+      </w:r>
+    </w:p>
+    <w:p>
+      <w:pPr>
+        <w:pStyle w:val="FirstParagraph"/>
+      </w:pPr>
+      <w:r>
+        <w:rPr>
+          <w:b/>
+          <w:bCs/>
+        </w:rPr>
+        <w:t xml:space="preserve">Symptom:</w:t>
+      </w:r>
+      <w:r>
+        <w:t xml:space="preserve"> </w:t>
+      </w:r>
+      <w:r>
+        <w:t xml:space="preserve">Mode 3 output — contradictions like "score file exists but no tests" or "ship commit without score ≥ 90."</w:t>
+      </w:r>
+    </w:p>
+    <w:p>
+      <w:pPr>
+        <w:pStyle w:val="BodyText"/>
+      </w:pPr>
+      <w:r>
+        <w:rPr>
+          <w:b/>
+          <w:bCs/>
+        </w:rPr>
+        <w:t xml:space="preserve">Exit:</w:t>
+      </w:r>
+      <w:r>
+        <w:t xml:space="preserve"> </w:t>
+      </w:r>
+      <w:r>
+        <w:t xml:space="preserve">the diagnostic lists the safe re-sync command (usually</w:t>
+      </w:r>
+      <w:r>
+        <w:t xml:space="preserve"> </w:t>
+      </w:r>
+      <w:r>
+        <w:rPr>
+          <w:rStyle w:val="VerbatimChar"/>
+        </w:rPr>
+        <w:t xml:space="preserve">/eo-score</w:t>
+      </w:r>
+      <w:r>
+        <w:t xml:space="preserve">). Run it, then</w:t>
+      </w:r>
+      <w:r>
+        <w:t xml:space="preserve"> </w:t>
+      </w:r>
+      <w:r>
+        <w:rPr>
+          <w:rStyle w:val="VerbatimChar"/>
+        </w:rPr>
+        <w:t xml:space="preserve">/eo-guide</w:t>
+      </w:r>
+      <w:r>
+        <w:t xml:space="preserve"> </w:t>
+      </w:r>
+      <w:r>
+        <w:t xml:space="preserve">again. A</w:t>
+      </w:r>
+      <w:r>
+        <w:t xml:space="preserve"> </w:t>
+      </w:r>
+      <w:r>
+        <w:rPr>
+          <w:rStyle w:val="VerbatimChar"/>
+        </w:rPr>
+        <w:t xml:space="preserve">docs/retros/_inconsistent-state-{DATE}.md</w:t>
+      </w:r>
+      <w:r>
+        <w:t xml:space="preserve"> </w:t>
+      </w:r>
+      <w:r>
+        <w:t xml:space="preserve">is logged for later inspection.</w:t>
+      </w:r>
+    </w:p>
+    <w:bookmarkEnd w:id="29"/>
+    <w:bookmarkStart w:id="30" w:name="X21aee93fcb7083b2efbaf8a5f06c55fbfb1f167"/>
+    <w:p>
+      <w:pPr>
+        <w:pStyle w:val="Heading3"/>
+      </w:pPr>
+      <w:r>
+        <w:t xml:space="preserve">10.3</w:t>
+      </w:r>
+      <w:r>
+        <w:t xml:space="preserve"> </w:t>
+      </w:r>
+      <w:r>
+        <w:rPr>
+          <w:rStyle w:val="VerbatimChar"/>
+        </w:rPr>
+        <w:t xml:space="preserve">/eo-dev-start</w:t>
+      </w:r>
+      <w:r>
+        <w:t xml:space="preserve"> </w:t>
+      </w:r>
+      <w:r>
+        <w:t xml:space="preserve">refuses because state is partial</w:t>
+      </w:r>
+    </w:p>
+    <w:p>
+      <w:pPr>
+        <w:pStyle w:val="FirstParagraph"/>
+      </w:pPr>
+      <w:r>
+        <w:rPr>
+          <w:b/>
+          <w:bCs/>
+        </w:rPr>
+        <w:t xml:space="preserve">Symptom:</w:t>
+      </w:r>
+      <w:r>
+        <w:t xml:space="preserve"> </w:t>
+      </w:r>
+      <w:r>
+        <w:t xml:space="preserve">"at least one bootstrap signal exists but not all — partial state."</w:t>
+      </w:r>
+    </w:p>
+    <w:p>
+      <w:pPr>
+        <w:pStyle w:val="BodyText"/>
+      </w:pPr>
+      <w:r>
+        <w:rPr>
+          <w:b/>
+          <w:bCs/>
+        </w:rPr>
+        <w:t xml:space="preserve">Exit:</w:t>
+      </w:r>
+      <w:r>
+        <w:t xml:space="preserve"> </w:t>
+      </w:r>
+      <w:r>
+        <w:t xml:space="preserve">run</w:t>
+      </w:r>
+      <w:r>
+        <w:t xml:space="preserve"> </w:t>
+      </w:r>
+      <w:r>
+        <w:rPr>
+          <w:rStyle w:val="VerbatimChar"/>
+        </w:rPr>
+        <w:t xml:space="preserve">/eo-dev-repair</w:t>
+      </w:r>
+      <w:r>
+        <w:t xml:space="preserve">. It triages the missing pieces and silently repairs the regeneratable ones. If it refuses too (core artifacts missing: BRD, architecture, project-brain), re-run the EO-Brain phases 0-4 offline, then re-run</w:t>
+      </w:r>
+      <w:r>
+        <w:t xml:space="preserve"> </w:t>
+      </w:r>
+      <w:r>
+        <w:rPr>
+          <w:rStyle w:val="VerbatimChar"/>
+        </w:rPr>
+        <w:t xml:space="preserve">/eo-dev-start</w:t>
+      </w:r>
+      <w:r>
+        <w:t xml:space="preserve">.</w:t>
+      </w:r>
+    </w:p>
+    <w:bookmarkEnd w:id="30"/>
+    <w:bookmarkStart w:id="32" w:name="X96a227e76d3ec40f9cf902eaec70329ff659552"/>
+    <w:p>
+      <w:pPr>
+        <w:pStyle w:val="Heading3"/>
+      </w:pPr>
+      <w:r>
+        <w:t xml:space="preserve">10.4</w:t>
+      </w:r>
+      <w:r>
+        <w:t xml:space="preserve"> </w:t>
+      </w:r>
+      <w:r>
+        <w:rPr>
+          <w:rStyle w:val="VerbatimChar"/>
+        </w:rPr>
+        <w:t xml:space="preserve">/eo-github</w:t>
+      </w:r>
+      <w:r>
+        <w:t xml:space="preserve"> </w:t>
+      </w:r>
+      <w:r>
+        <w:t xml:space="preserve">refuses: GitHub MCP not connected</w:t>
+      </w:r>
+    </w:p>
+    <w:p>
+      <w:pPr>
+        <w:pStyle w:val="FirstParagraph"/>
+      </w:pPr>
+      <w:r>
+        <w:rPr>
+          <w:b/>
+          <w:bCs/>
+        </w:rPr>
+        <w:t xml:space="preserve">Symptom:</w:t>
+      </w:r>
+      <w:r>
+        <w:t xml:space="preserve"> </w:t>
+      </w:r>
+      <w:r>
+        <w:rPr>
+          <w:rStyle w:val="VerbatimChar"/>
+        </w:rPr>
+        <w:t xml:space="preserve">❌ GitHub MCP not connected.</w:t>
+      </w:r>
+      <w:r>
+        <w:t xml:space="preserve"> </w:t>
+      </w:r>
+      <w:r>
+        <w:t xml:space="preserve">with an install block.</w:t>
+      </w:r>
+    </w:p>
+    <w:p>
+      <w:pPr>
+        <w:pStyle w:val="BodyText"/>
+      </w:pPr>
+      <w:r>
+        <w:rPr>
+          <w:b/>
+          <w:bCs/>
+        </w:rPr>
+        <w:t xml:space="preserve">Two-way exit:</w:t>
+      </w:r>
+    </w:p>
+    <w:p>
+      <w:pPr>
+        <w:pStyle w:val="BodyText"/>
+      </w:pPr>
+      <w:r>
+        <w:rPr>
+          <w:b/>
+          <w:bCs/>
+        </w:rPr>
+        <w:t xml:space="preserve">A. Install MCP properly</w:t>
+      </w:r>
+      <w:r>
+        <w:t xml:space="preserve"> </w:t>
+      </w:r>
+      <w:r>
+        <w:t xml:space="preserve">— add to</w:t>
+      </w:r>
+      <w:r>
+        <w:t xml:space="preserve"> </w:t>
+      </w:r>
+      <w:r>
+        <w:rPr>
+          <w:rStyle w:val="VerbatimChar"/>
+        </w:rPr>
+        <w:t xml:space="preserve">~/.claude/settings.json</w:t>
+      </w:r>
+      <w:r>
+        <w:t xml:space="preserve">:</w:t>
+      </w:r>
+    </w:p>
+    <w:p>
+      <w:pPr>
+        <w:pStyle w:val="SourceCode"/>
+      </w:pPr>
+      <w:r>
+        <w:rPr>
+          <w:rStyle w:val="StringTok"/>
+        </w:rPr>
+        <w:t xml:space="preserve">"mcpServers"</w:t>
+      </w:r>
+      <w:r>
+        <w:rPr>
+          <w:rStyle w:val="ErrorTok"/>
+        </w:rPr>
+        <w:t xml:space="preserve">:</w:t>
+      </w:r>
+      <w:r>
+        <w:rPr>
+          <w:rStyle w:val="NormalTok"/>
+        </w:rPr>
+        <w:t xml:space="preserve"> </w:t>
+      </w:r>
+      <w:r>
+        <w:rPr>
+          <w:rStyle w:val="FunctionTok"/>
+        </w:rPr>
+        <w:t xml:space="preserve">{</w:t>
+      </w:r>
+      <w:r>
+        <w:br/>
+      </w:r>
+      <w:r>
+        <w:rPr>
+          <w:rStyle w:val="NormalTok"/>
+        </w:rPr>
+        <w:t xml:space="preserve">  </w:t>
+      </w:r>
+      <w:r>
+        <w:rPr>
+          <w:rStyle w:val="DataTypeTok"/>
+        </w:rPr>
+        <w:t xml:space="preserve">"github"</w:t>
+      </w:r>
+      <w:r>
+        <w:rPr>
+          <w:rStyle w:val="FunctionTok"/>
+        </w:rPr>
+        <w:t xml:space="preserve">:</w:t>
+      </w:r>
+      <w:r>
+        <w:rPr>
+          <w:rStyle w:val="NormalTok"/>
+        </w:rPr>
+        <w:t xml:space="preserve"> </w:t>
+      </w:r>
+      <w:r>
+        <w:rPr>
+          <w:rStyle w:val="FunctionTok"/>
+        </w:rPr>
+        <w:t xml:space="preserve">{</w:t>
+      </w:r>
+      <w:r>
+        <w:br/>
+      </w:r>
+      <w:r>
+        <w:rPr>
+          <w:rStyle w:val="NormalTok"/>
+        </w:rPr>
+        <w:t xml:space="preserve">    </w:t>
+      </w:r>
+      <w:r>
+        <w:rPr>
+          <w:rStyle w:val="DataTypeTok"/>
+        </w:rPr>
+        <w:t xml:space="preserve">"command"</w:t>
+      </w:r>
+      <w:r>
+        <w:rPr>
+          <w:rStyle w:val="FunctionTok"/>
+        </w:rPr>
+        <w:t xml:space="preserve">:</w:t>
+      </w:r>
+      <w:r>
+        <w:rPr>
+          <w:rStyle w:val="NormalTok"/>
+        </w:rPr>
+        <w:t xml:space="preserve"> </w:t>
+      </w:r>
+      <w:r>
+        <w:rPr>
+          <w:rStyle w:val="StringTok"/>
+        </w:rPr>
+        <w:t xml:space="preserve">"npx"</w:t>
+      </w:r>
+      <w:r>
+        <w:rPr>
+          <w:rStyle w:val="FunctionTok"/>
+        </w:rPr>
+        <w:t xml:space="preserve">,</w:t>
+      </w:r>
+      <w:r>
+        <w:br/>
+      </w:r>
+      <w:r>
+        <w:rPr>
+          <w:rStyle w:val="NormalTok"/>
+        </w:rPr>
+        <w:t xml:space="preserve">    </w:t>
+      </w:r>
+      <w:r>
+        <w:rPr>
+          <w:rStyle w:val="DataTypeTok"/>
+        </w:rPr>
+        <w:t xml:space="preserve">"args"</w:t>
+      </w:r>
+      <w:r>
+        <w:rPr>
+          <w:rStyle w:val="FunctionTok"/>
+        </w:rPr>
+        <w:t xml:space="preserve">:</w:t>
+      </w:r>
+      <w:r>
+        <w:rPr>
+          <w:rStyle w:val="NormalTok"/>
+        </w:rPr>
+        <w:t xml:space="preserve"> </w:t>
+      </w:r>
+      <w:r>
+        <w:rPr>
+          <w:rStyle w:val="OtherTok"/>
+        </w:rPr>
+        <w:t xml:space="preserve">[</w:t>
+      </w:r>
+      <w:r>
+        <w:rPr>
+          <w:rStyle w:val="StringTok"/>
+        </w:rPr>
+        <w:t xml:space="preserve">"-y"</w:t>
+      </w:r>
+      <w:r>
+        <w:rPr>
+          <w:rStyle w:val="OtherTok"/>
+        </w:rPr>
+        <w:t xml:space="preserve">,</w:t>
+      </w:r>
+      <w:r>
+        <w:rPr>
+          <w:rStyle w:val="NormalTok"/>
+        </w:rPr>
+        <w:t xml:space="preserve"> </w:t>
+      </w:r>
+      <w:r>
+        <w:rPr>
+          <w:rStyle w:val="StringTok"/>
+        </w:rPr>
+        <w:t xml:space="preserve">"@modelcontextprotocol/server-github"</w:t>
+      </w:r>
+      <w:r>
+        <w:rPr>
+          <w:rStyle w:val="OtherTok"/>
+        </w:rPr>
+        <w:t xml:space="preserve">]</w:t>
+      </w:r>
+      <w:r>
+        <w:rPr>
+          <w:rStyle w:val="FunctionTok"/>
+        </w:rPr>
+        <w:t xml:space="preserve">,</w:t>
+      </w:r>
+      <w:r>
+        <w:br/>
+      </w:r>
+      <w:r>
+        <w:rPr>
+          <w:rStyle w:val="NormalTok"/>
+        </w:rPr>
+        <w:t xml:space="preserve">    </w:t>
+      </w:r>
+      <w:r>
+        <w:rPr>
+          <w:rStyle w:val="DataTypeTok"/>
+        </w:rPr>
+        <w:t xml:space="preserve">"env"</w:t>
+      </w:r>
+      <w:r>
+        <w:rPr>
+          <w:rStyle w:val="FunctionTok"/>
+        </w:rPr>
+        <w:t xml:space="preserve">:</w:t>
+      </w:r>
+      <w:r>
+        <w:rPr>
+          <w:rStyle w:val="NormalTok"/>
+        </w:rPr>
+        <w:t xml:space="preserve"> </w:t>
+      </w:r>
+      <w:r>
+        <w:rPr>
+          <w:rStyle w:val="FunctionTok"/>
+        </w:rPr>
+        <w:t xml:space="preserve">{</w:t>
+      </w:r>
+      <w:r>
+        <w:rPr>
+          <w:rStyle w:val="NormalTok"/>
+        </w:rPr>
+        <w:t xml:space="preserve"> </w:t>
+      </w:r>
+      <w:r>
+        <w:rPr>
+          <w:rStyle w:val="DataTypeTok"/>
+        </w:rPr>
+        <w:t xml:space="preserve">"GITHUB_PERSONAL_ACCESS_TOKEN"</w:t>
+      </w:r>
+      <w:r>
+        <w:rPr>
+          <w:rStyle w:val="FunctionTok"/>
+        </w:rPr>
+        <w:t xml:space="preserve">:</w:t>
+      </w:r>
+      <w:r>
+        <w:rPr>
+          <w:rStyle w:val="NormalTok"/>
+        </w:rPr>
+        <w:t xml:space="preserve"> </w:t>
+      </w:r>
+      <w:r>
+        <w:rPr>
+          <w:rStyle w:val="StringTok"/>
+        </w:rPr>
+        <w:t xml:space="preserve">"ghp_..."</w:t>
+      </w:r>
+      <w:r>
+        <w:rPr>
+          <w:rStyle w:val="NormalTok"/>
+        </w:rPr>
+        <w:t xml:space="preserve"> </w:t>
+      </w:r>
+      <w:r>
+        <w:rPr>
+          <w:rStyle w:val="FunctionTok"/>
+        </w:rPr>
+        <w:t xml:space="preserve">}</w:t>
+      </w:r>
+      <w:r>
+        <w:br/>
+      </w:r>
+      <w:r>
+        <w:rPr>
+          <w:rStyle w:val="NormalTok"/>
+        </w:rPr>
+        <w:t xml:space="preserve">  </w:t>
+      </w:r>
+      <w:r>
+        <w:rPr>
+          <w:rStyle w:val="FunctionTok"/>
+        </w:rPr>
+        <w:t xml:space="preserve">}</w:t>
+      </w:r>
+      <w:r>
+        <w:br/>
+      </w:r>
+      <w:r>
+        <w:rPr>
+          <w:rStyle w:val="FunctionTok"/>
+        </w:rPr>
+        <w:t xml:space="preserve">}</w:t>
+      </w:r>
+    </w:p>
+    <w:p>
+      <w:pPr>
+        <w:pStyle w:val="FirstParagraph"/>
+      </w:pPr>
+      <w:r>
+        <w:t xml:space="preserve">Create a PAT at</w:t>
+      </w:r>
+      <w:r>
+        <w:t xml:space="preserve"> </w:t>
+      </w:r>
+      <w:hyperlink r:id="rId31">
+        <w:r>
+          <w:rPr>
+            <w:rStyle w:val="Hyperlink"/>
+          </w:rPr>
+          <w:t xml:space="preserve">https://github.com/settings/tokens</w:t>
+        </w:r>
+      </w:hyperlink>
+      <w:r>
+        <w:t xml:space="preserve"> </w:t>
+      </w:r>
+      <w:r>
+        <w:t xml:space="preserve">(scopes:</w:t>
+      </w:r>
+      <w:r>
+        <w:t xml:space="preserve"> </w:t>
+      </w:r>
+      <w:r>
+        <w:rPr>
+          <w:rStyle w:val="VerbatimChar"/>
+        </w:rPr>
+        <w:t xml:space="preserve">repo</w:t>
+      </w:r>
+      <w:r>
+        <w:t xml:space="preserve">,</w:t>
+      </w:r>
+      <w:r>
+        <w:t xml:space="preserve"> </w:t>
+      </w:r>
+      <w:r>
+        <w:rPr>
+          <w:rStyle w:val="VerbatimChar"/>
+        </w:rPr>
+        <w:t xml:space="preserve">read:org</w:t>
+      </w:r>
+      <w:r>
+        <w:t xml:space="preserve">; fine-grained PATs also need "Administration: read/write" for repo creation). Restart Claude Code. Re-run</w:t>
+      </w:r>
+      <w:r>
+        <w:t xml:space="preserve"> </w:t>
+      </w:r>
+      <w:r>
+        <w:rPr>
+          <w:rStyle w:val="VerbatimChar"/>
+        </w:rPr>
+        <w:t xml:space="preserve">/eo-github</w:t>
+      </w:r>
+      <w:r>
+        <w:t xml:space="preserve">.</w:t>
+      </w:r>
+    </w:p>
+    <w:p>
+      <w:pPr>
+        <w:pStyle w:val="BodyText"/>
+      </w:pPr>
+      <w:r>
+        <w:rPr>
+          <w:b/>
+          <w:bCs/>
+        </w:rPr>
+        <w:t xml:space="preserve">B. Manual fallback</w:t>
+      </w:r>
+      <w:r>
+        <w:t xml:space="preserve"> </w:t>
+      </w:r>
+      <w:r>
+        <w:t xml:space="preserve">— say "manual" at the refuse prompt and the skill prints a runbook: create repo in GitHub UI →</w:t>
+      </w:r>
+      <w:r>
+        <w:t xml:space="preserve"> </w:t>
+      </w:r>
+      <w:r>
+        <w:rPr>
+          <w:rStyle w:val="VerbatimChar"/>
+        </w:rPr>
+        <w:t xml:space="preserve">git init</w:t>
+      </w:r>
+      <w:r>
+        <w:t xml:space="preserve"> </w:t>
+      </w:r>
+      <w:r>
+        <w:t xml:space="preserve">→</w:t>
+      </w:r>
+      <w:r>
+        <w:t xml:space="preserve"> </w:t>
+      </w:r>
+      <w:r>
+        <w:rPr>
+          <w:rStyle w:val="VerbatimChar"/>
+        </w:rPr>
+        <w:t xml:space="preserve">git remote add</w:t>
+      </w:r>
+      <w:r>
+        <w:t xml:space="preserve"> </w:t>
+      </w:r>
+      <w:r>
+        <w:t xml:space="preserve">→</w:t>
+      </w:r>
+      <w:r>
+        <w:t xml:space="preserve"> </w:t>
+      </w:r>
+      <w:r>
+        <w:rPr>
+          <w:rStyle w:val="VerbatimChar"/>
+        </w:rPr>
+        <w:t xml:space="preserve">git push -u origin main</w:t>
+      </w:r>
+      <w:r>
+        <w:t xml:space="preserve"> </w:t>
+      </w:r>
+      <w:r>
+        <w:t xml:space="preserve">→ disable Wiki/Projects/Discussions in Settings. Zero writes from the skill. You do it all yourself.</w:t>
+      </w:r>
+    </w:p>
+    <w:p>
+      <w:pPr>
+        <w:pStyle w:val="BodyText"/>
+      </w:pPr>
+      <w:r>
+        <w:t xml:space="preserve">Sprint work (</w:t>
+      </w:r>
+      <w:r>
+        <w:rPr>
+          <w:rStyle w:val="VerbatimChar"/>
+        </w:rPr>
+        <w:t xml:space="preserve">/eo-plan</w:t>
+      </w:r>
+      <w:r>
+        <w:t xml:space="preserve">,</w:t>
+      </w:r>
+      <w:r>
+        <w:t xml:space="preserve"> </w:t>
+      </w:r>
+      <w:r>
+        <w:rPr>
+          <w:rStyle w:val="VerbatimChar"/>
+        </w:rPr>
+        <w:t xml:space="preserve">/eo-code</w:t>
+      </w:r>
+      <w:r>
+        <w:t xml:space="preserve">,</w:t>
+      </w:r>
+      <w:r>
+        <w:t xml:space="preserve"> </w:t>
+      </w:r>
+      <w:r>
+        <w:rPr>
+          <w:rStyle w:val="VerbatimChar"/>
+        </w:rPr>
+        <w:t xml:space="preserve">/eo-score</w:t>
+      </w:r>
+      <w:r>
+        <w:t xml:space="preserve">,</w:t>
+      </w:r>
+      <w:r>
+        <w:t xml:space="preserve"> </w:t>
+      </w:r>
+      <w:r>
+        <w:rPr>
+          <w:rStyle w:val="VerbatimChar"/>
+        </w:rPr>
+        <w:t xml:space="preserve">/eo-bridge-gaps</w:t>
+      </w:r>
+      <w:r>
+        <w:t xml:space="preserve">) works without a remote. Only</w:t>
+      </w:r>
+      <w:r>
+        <w:t xml:space="preserve"> </w:t>
+      </w:r>
+      <w:r>
+        <w:rPr>
+          <w:rStyle w:val="VerbatimChar"/>
+        </w:rPr>
+        <w:t xml:space="preserve">/eo-ship</w:t>
+      </w:r>
+      <w:r>
+        <w:t xml:space="preserve"> </w:t>
+      </w:r>
+      <w:r>
+        <w:t xml:space="preserve">refuses until a remote exists.</w:t>
+      </w:r>
+    </w:p>
+    <w:bookmarkEnd w:id="32"/>
+    <w:bookmarkStart w:id="33" w:name="X32ac00680f4ce6364b0a26a4d476a2ff3dd13be"/>
+    <w:p>
+      <w:pPr>
+        <w:pStyle w:val="Heading3"/>
+      </w:pPr>
+      <w:r>
+        <w:t xml:space="preserve">10.5</w:t>
+      </w:r>
+      <w:r>
+        <w:t xml:space="preserve"> </w:t>
+      </w:r>
+      <w:r>
+        <w:rPr>
+          <w:rStyle w:val="VerbatimChar"/>
+        </w:rPr>
+        <w:t xml:space="preserve">/eo-github</w:t>
+      </w:r>
+      <w:r>
+        <w:t xml:space="preserve"> </w:t>
+      </w:r>
+      <w:r>
+        <w:t xml:space="preserve">refuses: GitHub MCP is connected but authentication failed</w:t>
+      </w:r>
+    </w:p>
+    <w:p>
+      <w:pPr>
+        <w:pStyle w:val="FirstParagraph"/>
+      </w:pPr>
+      <w:r>
+        <w:rPr>
+          <w:b/>
+          <w:bCs/>
+        </w:rPr>
+        <w:t xml:space="preserve">Symptom:</w:t>
+      </w:r>
+      <w:r>
+        <w:t xml:space="preserve"> </w:t>
+      </w:r>
+      <w:r>
+        <w:t xml:space="preserve">401/403 / "bad credentials" from MCP.</w:t>
+      </w:r>
+    </w:p>
+    <w:p>
+      <w:pPr>
+        <w:pStyle w:val="BodyText"/>
+      </w:pPr>
+      <w:r>
+        <w:rPr>
+          <w:b/>
+          <w:bCs/>
+        </w:rPr>
+        <w:t xml:space="preserve">Check in order:</w:t>
+      </w:r>
+    </w:p>
+    <w:p>
+      <w:pPr>
+        <w:pStyle w:val="Compact"/>
+        <w:numPr>
+          <w:ilvl w:val="0"/>
+          <w:numId w:val="1003"/>
+        </w:numPr>
+      </w:pPr>
+      <w:r>
+        <w:rPr>
+          <w:b/>
+          <w:bCs/>
+        </w:rPr>
+        <w:t xml:space="preserve">PAT expired</w:t>
+      </w:r>
+      <w:r>
+        <w:t xml:space="preserve"> </w:t>
+      </w:r>
+      <w:r>
+        <w:t xml:space="preserve">— the most common cause. Regenerate at</w:t>
+      </w:r>
+      <w:r>
+        <w:t xml:space="preserve"> </w:t>
+      </w:r>
+      <w:hyperlink r:id="rId31">
+        <w:r>
+          <w:rPr>
+            <w:rStyle w:val="Hyperlink"/>
+          </w:rPr>
+          <w:t xml:space="preserve">https://github.com/settings/tokens</w:t>
+        </w:r>
+      </w:hyperlink>
+      <w:r>
+        <w:t xml:space="preserve">, paste into settings.json, restart.</w:t>
+      </w:r>
+    </w:p>
+    <w:p>
+      <w:pPr>
+        <w:pStyle w:val="Compact"/>
+        <w:numPr>
+          <w:ilvl w:val="0"/>
+          <w:numId w:val="1003"/>
+        </w:numPr>
+      </w:pPr>
+      <w:r>
+        <w:rPr>
+          <w:b/>
+          <w:bCs/>
+        </w:rPr>
+        <w:t xml:space="preserve">Missing scopes</w:t>
+      </w:r>
+      <w:r>
+        <w:t xml:space="preserve"> </w:t>
+      </w:r>
+      <w:r>
+        <w:t xml:space="preserve">— need</w:t>
+      </w:r>
+      <w:r>
+        <w:t xml:space="preserve"> </w:t>
+      </w:r>
+      <w:r>
+        <w:rPr>
+          <w:rStyle w:val="VerbatimChar"/>
+        </w:rPr>
+        <w:t xml:space="preserve">repo</w:t>
+      </w:r>
+      <w:r>
+        <w:t xml:space="preserve"> </w:t>
+      </w:r>
+      <w:r>
+        <w:t xml:space="preserve">+</w:t>
+      </w:r>
+      <w:r>
+        <w:t xml:space="preserve"> </w:t>
+      </w:r>
+      <w:r>
+        <w:rPr>
+          <w:rStyle w:val="VerbatimChar"/>
+        </w:rPr>
+        <w:t xml:space="preserve">read:org</w:t>
+      </w:r>
+      <w:r>
+        <w:t xml:space="preserve">. Fine-grained PATs need "Administration: read/write" for repo creation.</w:t>
+      </w:r>
+    </w:p>
+    <w:p>
+      <w:pPr>
+        <w:pStyle w:val="Compact"/>
+        <w:numPr>
+          <w:ilvl w:val="0"/>
+          <w:numId w:val="1003"/>
+        </w:numPr>
+      </w:pPr>
+      <w:r>
+        <w:rPr>
+          <w:b/>
+          <w:bCs/>
+        </w:rPr>
+        <w:t xml:space="preserve">SSO not approved</w:t>
+      </w:r>
+      <w:r>
+        <w:t xml:space="preserve"> </w:t>
+      </w:r>
+      <w:r>
+        <w:t xml:space="preserve">— if your org uses SSO, approve the PAT at the tokens page under "SSO".</w:t>
+      </w:r>
+    </w:p>
+    <w:p>
+      <w:pPr>
+        <w:pStyle w:val="Compact"/>
+        <w:numPr>
+          <w:ilvl w:val="0"/>
+          <w:numId w:val="1003"/>
+        </w:numPr>
+      </w:pPr>
+      <w:r>
+        <w:rPr>
+          <w:b/>
+          <w:bCs/>
+        </w:rPr>
+        <w:t xml:space="preserve">Wrong env var name</w:t>
+      </w:r>
+      <w:r>
+        <w:t xml:space="preserve"> </w:t>
+      </w:r>
+      <w:r>
+        <w:t xml:space="preserve">— some MCP servers use</w:t>
+      </w:r>
+      <w:r>
+        <w:t xml:space="preserve"> </w:t>
+      </w:r>
+      <w:r>
+        <w:rPr>
+          <w:rStyle w:val="VerbatimChar"/>
+        </w:rPr>
+        <w:t xml:space="preserve">GITHUB_TOKEN</w:t>
+      </w:r>
+      <w:r>
+        <w:t xml:space="preserve">, others</w:t>
+      </w:r>
+      <w:r>
+        <w:t xml:space="preserve"> </w:t>
+      </w:r>
+      <w:r>
+        <w:rPr>
+          <w:rStyle w:val="VerbatimChar"/>
+        </w:rPr>
+        <w:t xml:space="preserve">GITHUB_PERSONAL_ACCESS_TOKEN</w:t>
+      </w:r>
+      <w:r>
+        <w:t xml:space="preserve">. Check the server's README.</w:t>
+      </w:r>
+    </w:p>
+    <w:p>
+      <w:pPr>
+        <w:pStyle w:val="FirstParagraph"/>
+      </w:pPr>
+      <w:r>
+        <w:t xml:space="preserve">Re-run</w:t>
+      </w:r>
+      <w:r>
+        <w:t xml:space="preserve"> </w:t>
+      </w:r>
+      <w:r>
+        <w:rPr>
+          <w:rStyle w:val="VerbatimChar"/>
+        </w:rPr>
+        <w:t xml:space="preserve">/eo-github</w:t>
+      </w:r>
+      <w:r>
+        <w:t xml:space="preserve">. All local state is preserved.</w:t>
+      </w:r>
+    </w:p>
+    <w:bookmarkEnd w:id="33"/>
+    <w:bookmarkStart w:id="34" w:name="Xa9e9fcafbff4223d763f9203170393a9a923a72"/>
+    <w:p>
+      <w:pPr>
+        <w:pStyle w:val="Heading3"/>
+      </w:pPr>
+      <w:r>
+        <w:t xml:space="preserve">10.6</w:t>
+      </w:r>
+      <w:r>
+        <w:t xml:space="preserve"> </w:t>
+      </w:r>
+      <w:r>
+        <w:rPr>
+          <w:rStyle w:val="VerbatimChar"/>
+        </w:rPr>
+        <w:t xml:space="preserve">/eo-github create</w:t>
+      </w:r>
+      <w:r>
+        <w:t xml:space="preserve"> </w:t>
+      </w:r>
+      <w:r>
+        <w:t xml:space="preserve">says the slug already exists</w:t>
+      </w:r>
+    </w:p>
+    <w:p>
+      <w:pPr>
+        <w:pStyle w:val="FirstParagraph"/>
+      </w:pPr>
+      <w:r>
+        <w:rPr>
+          <w:b/>
+          <w:bCs/>
+        </w:rPr>
+        <w:t xml:space="preserve">Symptom:</w:t>
+      </w:r>
+      <w:r>
+        <w:t xml:space="preserve"> </w:t>
+      </w:r>
+      <w:r>
+        <w:rPr>
+          <w:rStyle w:val="VerbatimChar"/>
+        </w:rPr>
+        <w:t xml:space="preserve">⚠️ {owner}/{slug} already exists on GitHub.</w:t>
+      </w:r>
+      <w:r>
+        <w:t xml:space="preserve"> </w:t>
+      </w:r>
+      <w:r>
+        <w:t xml:space="preserve">with 3 suggestions.</w:t>
+      </w:r>
+    </w:p>
+    <w:p>
+      <w:pPr>
+        <w:pStyle w:val="BodyText"/>
+      </w:pPr>
+      <w:r>
+        <w:rPr>
+          <w:b/>
+          <w:bCs/>
+        </w:rPr>
+        <w:t xml:space="preserve">Exit:</w:t>
+      </w:r>
+      <w:r>
+        <w:t xml:space="preserve"> </w:t>
+      </w:r>
+      <w:r>
+        <w:t xml:space="preserve">pick a suggestion (1–3), type your own slug (3–60 chars, lowercase ASCII, hyphens allowed, letter-leading), or type</w:t>
+      </w:r>
+      <w:r>
+        <w:t xml:space="preserve"> </w:t>
+      </w:r>
+      <w:r>
+        <w:rPr>
+          <w:rStyle w:val="VerbatimChar"/>
+        </w:rPr>
+        <w:t xml:space="preserve">cancel</w:t>
+      </w:r>
+      <w:r>
+        <w:t xml:space="preserve">. The loop retries up to 3 times. After 3 collisions or invalid replies the skill refuses — come back when you've chosen a name offline.</w:t>
+      </w:r>
+    </w:p>
+    <w:bookmarkEnd w:id="34"/>
+    <w:bookmarkStart w:id="35" w:name="X8a5146f8cbbd61720e72866f9fa7c5164c38786"/>
+    <w:p>
+      <w:pPr>
+        <w:pStyle w:val="Heading3"/>
+      </w:pPr>
+      <w:r>
+        <w:t xml:space="preserve">10.7</w:t>
+      </w:r>
+      <w:r>
+        <w:t xml:space="preserve"> </w:t>
+      </w:r>
+      <w:r>
+        <w:rPr>
+          <w:rStyle w:val="VerbatimChar"/>
+        </w:rPr>
+        <w:t xml:space="preserve">/eo-github point-existing</w:t>
+      </w:r>
+      <w:r>
+        <w:t xml:space="preserve"> </w:t>
+      </w:r>
+      <w:r>
+        <w:t xml:space="preserve">refuses: target repo is not empty</w:t>
+      </w:r>
+    </w:p>
+    <w:p>
+      <w:pPr>
+        <w:pStyle w:val="FirstParagraph"/>
+      </w:pPr>
+      <w:r>
+        <w:rPr>
+          <w:b/>
+          <w:bCs/>
+        </w:rPr>
+        <w:t xml:space="preserve">Symptom:</w:t>
+      </w:r>
+      <w:r>
+        <w:t xml:space="preserve"> </w:t>
+      </w:r>
+      <w:r>
+        <w:rPr>
+          <w:rStyle w:val="VerbatimChar"/>
+        </w:rPr>
+        <w:t xml:space="preserve">❌ Target repo {owner}/{repo} is not empty. Found: N commits.</w:t>
+      </w:r>
+      <w:r>
+        <w:t xml:space="preserve"> </w:t>
+      </w:r>
+      <w:r>
+        <w:t xml:space="preserve">with 4 labeled exits.</w:t>
+      </w:r>
+    </w:p>
+    <w:p>
+      <w:pPr>
+        <w:pStyle w:val="BodyText"/>
+      </w:pPr>
+      <w:r>
+        <w:rPr>
+          <w:b/>
+          <w:bCs/>
+        </w:rPr>
+        <w:t xml:space="preserve">Pick the one that matches:</w:t>
+      </w:r>
+    </w:p>
+    <w:p>
+      <w:pPr>
+        <w:pStyle w:val="Compact"/>
+        <w:numPr>
+          <w:ilvl w:val="0"/>
+          <w:numId w:val="1004"/>
+        </w:numPr>
+      </w:pPr>
+      <w:r>
+        <w:rPr>
+          <w:b/>
+          <w:bCs/>
+        </w:rPr>
+        <w:t xml:space="preserve">A. Those commits are mine but unrelated.</w:t>
+      </w:r>
+      <w:r>
+        <w:t xml:space="preserve"> </w:t>
+      </w:r>
+      <w:r>
+        <w:t xml:space="preserve">Use</w:t>
+      </w:r>
+      <w:r>
+        <w:t xml:space="preserve"> </w:t>
+      </w:r>
+      <w:r>
+        <w:rPr>
+          <w:rStyle w:val="VerbatimChar"/>
+        </w:rPr>
+        <w:t xml:space="preserve">/eo-github create</w:t>
+      </w:r>
+      <w:r>
+        <w:t xml:space="preserve"> </w:t>
+      </w:r>
+      <w:r>
+        <w:t xml:space="preserve">— fresh repo instead.</w:t>
+      </w:r>
+    </w:p>
+    <w:p>
+      <w:pPr>
+        <w:pStyle w:val="Compact"/>
+        <w:numPr>
+          <w:ilvl w:val="0"/>
+          <w:numId w:val="1004"/>
+        </w:numPr>
+      </w:pPr>
+      <w:r>
+        <w:rPr>
+          <w:b/>
+          <w:bCs/>
+        </w:rPr>
+        <w:t xml:space="preserve">B. Those commits ARE this project's earlier state.</w:t>
+      </w:r>
+      <w:r>
+        <w:t xml:space="preserve"> </w:t>
+      </w:r>
+      <w:r>
+        <w:t xml:space="preserve">Use normal git:</w:t>
+      </w:r>
+      <w:r>
+        <w:t xml:space="preserve"> </w:t>
+      </w:r>
+      <w:r>
+        <w:rPr>
+          <w:rStyle w:val="VerbatimChar"/>
+        </w:rPr>
+        <w:t xml:space="preserve">git remote add origin &lt;url&gt; &amp;&amp; git fetch origin &amp;&amp; git merge origin/main --allow-unrelated-histories</w:t>
+      </w:r>
+      <w:r>
+        <w:t xml:space="preserve"> </w:t>
+      </w:r>
+      <w:r>
+        <w:t xml:space="preserve">→ resolve conflicts →</w:t>
+      </w:r>
+      <w:r>
+        <w:t xml:space="preserve"> </w:t>
+      </w:r>
+      <w:r>
+        <w:rPr>
+          <w:rStyle w:val="VerbatimChar"/>
+        </w:rPr>
+        <w:t xml:space="preserve">git push -u origin main</w:t>
+      </w:r>
+      <w:r>
+        <w:t xml:space="preserve">. The skill refuses to guess the merge strategy.</w:t>
+      </w:r>
+    </w:p>
+    <w:p>
+      <w:pPr>
+        <w:pStyle w:val="Compact"/>
+        <w:numPr>
+          <w:ilvl w:val="0"/>
+          <w:numId w:val="1004"/>
+        </w:numPr>
+      </w:pPr>
+      <w:r>
+        <w:rPr>
+          <w:b/>
+          <w:bCs/>
+        </w:rPr>
+        <w:t xml:space="preserve">C. Remote was a mistake, start over.</w:t>
+      </w:r>
+      <w:r>
+        <w:t xml:space="preserve"> </w:t>
+      </w:r>
+      <w:r>
+        <w:t xml:space="preserve">Delete in GitHub UI → re-run</w:t>
+      </w:r>
+      <w:r>
+        <w:t xml:space="preserve"> </w:t>
+      </w:r>
+      <w:r>
+        <w:rPr>
+          <w:rStyle w:val="VerbatimChar"/>
+        </w:rPr>
+        <w:t xml:space="preserve">/eo-github create</w:t>
+      </w:r>
+      <w:r>
+        <w:t xml:space="preserve">.</w:t>
+      </w:r>
+    </w:p>
+    <w:p>
+      <w:pPr>
+        <w:pStyle w:val="Compact"/>
+        <w:numPr>
+          <w:ilvl w:val="0"/>
+          <w:numId w:val="1004"/>
+        </w:numPr>
+      </w:pPr>
+      <w:r>
+        <w:rPr>
+          <w:b/>
+          <w:bCs/>
+        </w:rPr>
+        <w:t xml:space="preserve">D. Just nuke and re-push.</w:t>
+      </w:r>
+      <w:r>
+        <w:t xml:space="preserve"> </w:t>
+      </w:r>
+      <w:r>
+        <w:t xml:space="preserve">Not supported in this skill. Do</w:t>
+      </w:r>
+      <w:r>
+        <w:t xml:space="preserve"> </w:t>
+      </w:r>
+      <w:r>
+        <w:rPr>
+          <w:rStyle w:val="VerbatimChar"/>
+        </w:rPr>
+        <w:t xml:space="preserve">git push --force</w:t>
+      </w:r>
+      <w:r>
+        <w:t xml:space="preserve"> </w:t>
+      </w:r>
+      <w:r>
+        <w:t xml:space="preserve">yourself, understanding the risk.</w:t>
+      </w:r>
+    </w:p>
+    <w:bookmarkEnd w:id="35"/>
+    <w:bookmarkStart w:id="36" w:name="X55d3ca8e2733609baabe95a746248fbfefe8b34"/>
+    <w:p>
+      <w:pPr>
+        <w:pStyle w:val="Heading3"/>
+      </w:pPr>
+      <w:r>
+        <w:t xml:space="preserve">10.8 Origin is already set, skill refuses</w:t>
+      </w:r>
+    </w:p>
+    <w:p>
+      <w:pPr>
+        <w:pStyle w:val="FirstParagraph"/>
+      </w:pPr>
+      <w:r>
+        <w:rPr>
+          <w:b/>
+          <w:bCs/>
+        </w:rPr>
+        <w:t xml:space="preserve">Symptom:</w:t>
+      </w:r>
+      <w:r>
+        <w:t xml:space="preserve"> </w:t>
+      </w:r>
+      <w:r>
+        <w:rPr>
+          <w:rStyle w:val="VerbatimChar"/>
+        </w:rPr>
+        <w:t xml:space="preserve">⚠️ Origin remote already set. Current origin: ...</w:t>
+      </w:r>
+    </w:p>
+    <w:p>
+      <w:pPr>
+        <w:pStyle w:val="BodyText"/>
+      </w:pPr>
+      <w:r>
+        <w:rPr>
+          <w:b/>
+          <w:bCs/>
+        </w:rPr>
+        <w:t xml:space="preserve">Exit (3 doors):</w:t>
+      </w:r>
+    </w:p>
+    <w:p>
+      <w:pPr>
+        <w:pStyle w:val="Compact"/>
+        <w:numPr>
+          <w:ilvl w:val="0"/>
+          <w:numId w:val="1005"/>
+        </w:numPr>
+      </w:pPr>
+      <w:r>
+        <w:rPr>
+          <w:b/>
+          <w:bCs/>
+        </w:rPr>
+        <w:t xml:space="preserve">Remote is correct:</w:t>
+      </w:r>
+      <w:r>
+        <w:t xml:space="preserve"> </w:t>
+      </w:r>
+      <w:r>
+        <w:t xml:space="preserve">use normal</w:t>
+      </w:r>
+      <w:r>
+        <w:t xml:space="preserve"> </w:t>
+      </w:r>
+      <w:r>
+        <w:rPr>
+          <w:rStyle w:val="VerbatimChar"/>
+        </w:rPr>
+        <w:t xml:space="preserve">git push</w:t>
+      </w:r>
+      <w:r>
+        <w:t xml:space="preserve"> </w:t>
+      </w:r>
+      <w:r>
+        <w:t xml:space="preserve">or</w:t>
+      </w:r>
+      <w:r>
+        <w:t xml:space="preserve"> </w:t>
+      </w:r>
+      <w:r>
+        <w:rPr>
+          <w:rStyle w:val="VerbatimChar"/>
+        </w:rPr>
+        <w:t xml:space="preserve">/eo-ship</w:t>
+      </w:r>
+      <w:r>
+        <w:t xml:space="preserve"> </w:t>
+      </w:r>
+      <w:r>
+        <w:t xml:space="preserve">— you don't need</w:t>
+      </w:r>
+      <w:r>
+        <w:t xml:space="preserve"> </w:t>
+      </w:r>
+      <w:r>
+        <w:rPr>
+          <w:rStyle w:val="VerbatimChar"/>
+        </w:rPr>
+        <w:t xml:space="preserve">/eo-github</w:t>
+      </w:r>
+      <w:r>
+        <w:t xml:space="preserve">.</w:t>
+      </w:r>
+    </w:p>
+    <w:p>
+      <w:pPr>
+        <w:pStyle w:val="Compact"/>
+        <w:numPr>
+          <w:ilvl w:val="0"/>
+          <w:numId w:val="1005"/>
+        </w:numPr>
+      </w:pPr>
+      <w:r>
+        <w:rPr>
+          <w:b/>
+          <w:bCs/>
+        </w:rPr>
+        <w:t xml:space="preserve">Remote is wrong:</w:t>
+      </w:r>
+      <w:r>
+        <w:t xml:space="preserve"> </w:t>
+      </w:r>
+      <w:r>
+        <w:rPr>
+          <w:rStyle w:val="VerbatimChar"/>
+        </w:rPr>
+        <w:t xml:space="preserve">git remote set-url origin &lt;correct-url&gt;</w:t>
+      </w:r>
+      <w:r>
+        <w:t xml:space="preserve"> </w:t>
+      </w:r>
+      <w:r>
+        <w:t xml:space="preserve">manually, then re-run</w:t>
+      </w:r>
+      <w:r>
+        <w:t xml:space="preserve"> </w:t>
+      </w:r>
+      <w:r>
+        <w:rPr>
+          <w:rStyle w:val="VerbatimChar"/>
+        </w:rPr>
+        <w:t xml:space="preserve">/eo-github</w:t>
+      </w:r>
+      <w:r>
+        <w:t xml:space="preserve"> </w:t>
+      </w:r>
+      <w:r>
+        <w:t xml:space="preserve">(it'll detect the new URL and either accept it or refuse again if non-empty).</w:t>
+      </w:r>
+    </w:p>
+    <w:p>
+      <w:pPr>
+        <w:pStyle w:val="Compact"/>
+        <w:numPr>
+          <w:ilvl w:val="0"/>
+          <w:numId w:val="1005"/>
+        </w:numPr>
+      </w:pPr>
+      <w:r>
+        <w:rPr>
+          <w:b/>
+          <w:bCs/>
+        </w:rPr>
+        <w:t xml:space="preserve">You want a fresh bootstrap:</w:t>
+      </w:r>
+      <w:r>
+        <w:t xml:space="preserve"> </w:t>
+      </w:r>
+      <w:r>
+        <w:t xml:space="preserve">run</w:t>
+      </w:r>
+      <w:r>
+        <w:t xml:space="preserve"> </w:t>
+      </w:r>
+      <w:r>
+        <w:rPr>
+          <w:rStyle w:val="VerbatimChar"/>
+        </w:rPr>
+        <w:t xml:space="preserve">/eo-dev-repair</w:t>
+      </w:r>
+      <w:r>
+        <w:t xml:space="preserve">.</w:t>
+      </w:r>
+    </w:p>
+    <w:bookmarkEnd w:id="36"/>
+    <w:bookmarkStart w:id="37" w:name="X647da59a98221c605b58c2fef422f53ea208565"/>
+    <w:p>
+      <w:pPr>
+        <w:pStyle w:val="Heading3"/>
+      </w:pPr>
+      <w:r>
+        <w:t xml:space="preserve">10.9 Push rejected — non-fast-forward</w:t>
+      </w:r>
+    </w:p>
+    <w:p>
+      <w:pPr>
+        <w:pStyle w:val="FirstParagraph"/>
+      </w:pPr>
+      <w:r>
+        <w:rPr>
+          <w:b/>
+          <w:bCs/>
+        </w:rPr>
+        <w:t xml:space="preserve">Symptom:</w:t>
+      </w:r>
+      <w:r>
+        <w:t xml:space="preserve"> </w:t>
+      </w:r>
+      <w:r>
+        <w:rPr>
+          <w:rStyle w:val="VerbatimChar"/>
+        </w:rPr>
+        <w:t xml:space="preserve">❌ Push rejected — remote has commits not in local.</w:t>
+      </w:r>
+    </w:p>
+    <w:p>
+      <w:pPr>
+        <w:pStyle w:val="BodyText"/>
+      </w:pPr>
+      <w:r>
+        <w:rPr>
+          <w:b/>
+          <w:bCs/>
+        </w:rPr>
+        <w:t xml:space="preserve">Exit:</w:t>
+      </w:r>
+      <w:r>
+        <w:t xml:space="preserve"> </w:t>
+      </w:r>
+      <w:r>
+        <w:rPr>
+          <w:rStyle w:val="VerbatimChar"/>
+        </w:rPr>
+        <w:t xml:space="preserve">git pull --rebase origin main &amp;&amp; git push -u origin main</w:t>
+      </w:r>
+      <w:r>
+        <w:t xml:space="preserve">. The skill never force-pushes. If the divergence is too messy, use door B from §10.7.</w:t>
+      </w:r>
+    </w:p>
+    <w:bookmarkEnd w:id="37"/>
+    <w:bookmarkStart w:id="38" w:name="X2c850aa95aaaa0a54261cffb84a404617aef68a"/>
+    <w:p>
+      <w:pPr>
+        <w:pStyle w:val="Heading3"/>
+      </w:pPr>
+      <w:r>
+        <w:t xml:space="preserve">10.10 GitHub rate limit (429)</w:t>
+      </w:r>
+    </w:p>
+    <w:p>
+      <w:pPr>
+        <w:pStyle w:val="FirstParagraph"/>
+      </w:pPr>
+      <w:r>
+        <w:rPr>
+          <w:b/>
+          <w:bCs/>
+        </w:rPr>
+        <w:t xml:space="preserve">Symptom:</w:t>
+      </w:r>
+      <w:r>
+        <w:t xml:space="preserve"> </w:t>
+      </w:r>
+      <w:r>
+        <w:rPr>
+          <w:rStyle w:val="VerbatimChar"/>
+        </w:rPr>
+        <w:t xml:space="preserve">GitHub rate limit hit. Resets in N min.</w:t>
+      </w:r>
+    </w:p>
+    <w:p>
+      <w:pPr>
+        <w:pStyle w:val="BodyText"/>
+      </w:pPr>
+      <w:r>
+        <w:rPr>
+          <w:b/>
+          <w:bCs/>
+        </w:rPr>
+        <w:t xml:space="preserve">Exit:</w:t>
+      </w:r>
+      <w:r>
+        <w:t xml:space="preserve"> </w:t>
+      </w:r>
+      <w:r>
+        <w:t xml:space="preserve">wait, re-run. Nothing was written.</w:t>
+      </w:r>
+    </w:p>
+    <w:bookmarkEnd w:id="38"/>
+    <w:bookmarkStart w:id="39" w:name="X103641568e6a5449b66d68571ffddfeda6fb013"/>
+    <w:p>
+      <w:pPr>
+        <w:pStyle w:val="Heading3"/>
+      </w:pPr>
+      <w:r>
+        <w:t xml:space="preserve">10.11 First CI never ran, branch protection stays deferred</w:t>
+      </w:r>
+    </w:p>
+    <w:p>
+      <w:pPr>
+        <w:pStyle w:val="FirstParagraph"/>
+      </w:pPr>
+      <w:r>
+        <w:rPr>
+          <w:b/>
+          <w:bCs/>
+        </w:rPr>
+        <w:t xml:space="preserve">Symptom:</w:t>
+      </w:r>
+      <w:r>
+        <w:t xml:space="preserve"> </w:t>
+      </w:r>
+      <w:r>
+        <w:t xml:space="preserve">branch protection isn't applied after repo creation.</w:t>
+      </w:r>
+    </w:p>
+    <w:p>
+      <w:pPr>
+        <w:pStyle w:val="BodyText"/>
+      </w:pPr>
+      <w:r>
+        <w:rPr>
+          <w:b/>
+          <w:bCs/>
+        </w:rPr>
+        <w:t xml:space="preserve">Exit:</w:t>
+      </w:r>
+      <w:r>
+        <w:t xml:space="preserve"> </w:t>
+      </w:r>
+      <w:r>
+        <w:t xml:space="preserve">that's intentional. Protection can only require status checks that have actually run once. Ship your first story (</w:t>
+      </w:r>
+      <w:r>
+        <w:rPr>
+          <w:rStyle w:val="VerbatimChar"/>
+        </w:rPr>
+        <w:t xml:space="preserve">/eo-ship</w:t>
+      </w:r>
+      <w:r>
+        <w:t xml:space="preserve">) → CI runs →</w:t>
+      </w:r>
+      <w:r>
+        <w:t xml:space="preserve"> </w:t>
+      </w:r>
+      <w:r>
+        <w:rPr>
+          <w:rStyle w:val="VerbatimChar"/>
+        </w:rPr>
+        <w:t xml:space="preserve">/eo-github audit</w:t>
+      </w:r>
+      <w:r>
+        <w:t xml:space="preserve"> </w:t>
+      </w:r>
+      <w:r>
+        <w:t xml:space="preserve">offers activation. Until then,</w:t>
+      </w:r>
+      <w:r>
+        <w:t xml:space="preserve"> </w:t>
+      </w:r>
+      <w:r>
+        <w:rPr>
+          <w:rStyle w:val="VerbatimChar"/>
+        </w:rPr>
+        <w:t xml:space="preserve">main</w:t>
+      </w:r>
+      <w:r>
+        <w:t xml:space="preserve"> </w:t>
+      </w:r>
+      <w:r>
+        <w:t xml:space="preserve">is unprotected and that's OK.</w:t>
+      </w:r>
+    </w:p>
+    <w:bookmarkEnd w:id="39"/>
+    <w:bookmarkStart w:id="40" w:name="X118d181693ccf5e283957d244230f5d9cc87fbd"/>
+    <w:p>
+      <w:pPr>
+        <w:pStyle w:val="Heading3"/>
+      </w:pPr>
+      <w:r>
+        <w:t xml:space="preserve">10.12</w:t>
+      </w:r>
+      <w:r>
+        <w:t xml:space="preserve"> </w:t>
+      </w:r>
+      <w:r>
+        <w:rPr>
+          <w:rStyle w:val="VerbatimChar"/>
+        </w:rPr>
+        <w:t xml:space="preserve">/eo-ship</w:t>
+      </w:r>
+      <w:r>
+        <w:t xml:space="preserve"> </w:t>
+      </w:r>
+      <w:r>
+        <w:t xml:space="preserve">refuses because no git or no remote</w:t>
+      </w:r>
+    </w:p>
+    <w:p>
+      <w:pPr>
+        <w:pStyle w:val="FirstParagraph"/>
+      </w:pPr>
+      <w:r>
+        <w:rPr>
+          <w:b/>
+          <w:bCs/>
+        </w:rPr>
+        <w:t xml:space="preserve">Symptom:</w:t>
+      </w:r>
+      <w:r>
+        <w:t xml:space="preserve"> </w:t>
+      </w:r>
+      <w:r>
+        <w:rPr>
+          <w:rStyle w:val="VerbatimChar"/>
+        </w:rPr>
+        <w:t xml:space="preserve">/eo-ship</w:t>
+      </w:r>
+      <w:r>
+        <w:t xml:space="preserve"> </w:t>
+      </w:r>
+      <w:r>
+        <w:t xml:space="preserve">says "git repo missing" or "no origin."</w:t>
+      </w:r>
+    </w:p>
+    <w:p>
+      <w:pPr>
+        <w:pStyle w:val="BodyText"/>
+      </w:pPr>
+      <w:r>
+        <w:rPr>
+          <w:b/>
+          <w:bCs/>
+        </w:rPr>
+        <w:t xml:space="preserve">Two paths:</w:t>
+      </w:r>
+    </w:p>
+    <w:p>
+      <w:pPr>
+        <w:pStyle w:val="Compact"/>
+        <w:numPr>
+          <w:ilvl w:val="0"/>
+          <w:numId w:val="1006"/>
+        </w:numPr>
+      </w:pPr>
+      <w:r>
+        <w:rPr>
+          <w:b/>
+          <w:bCs/>
+        </w:rPr>
+        <w:t xml:space="preserve">You want GitHub:</w:t>
+      </w:r>
+      <w:r>
+        <w:t xml:space="preserve"> </w:t>
+      </w:r>
+      <w:r>
+        <w:t xml:space="preserve">run</w:t>
+      </w:r>
+      <w:r>
+        <w:t xml:space="preserve"> </w:t>
+      </w:r>
+      <w:r>
+        <w:rPr>
+          <w:rStyle w:val="VerbatimChar"/>
+        </w:rPr>
+        <w:t xml:space="preserve">/eo-github</w:t>
+      </w:r>
+      <w:r>
+        <w:t xml:space="preserve"> </w:t>
+      </w:r>
+      <w:r>
+        <w:t xml:space="preserve">(create or point-existing). One shot: git init → first commit → origin wired → push. Then re-run</w:t>
+      </w:r>
+      <w:r>
+        <w:t xml:space="preserve"> </w:t>
+      </w:r>
+      <w:r>
+        <w:rPr>
+          <w:rStyle w:val="VerbatimChar"/>
+        </w:rPr>
+        <w:t xml:space="preserve">/eo-ship</w:t>
+      </w:r>
+      <w:r>
+        <w:t xml:space="preserve">.</w:t>
+      </w:r>
+    </w:p>
+    <w:p>
+      <w:pPr>
+        <w:pStyle w:val="Compact"/>
+        <w:numPr>
+          <w:ilvl w:val="0"/>
+          <w:numId w:val="1006"/>
+        </w:numPr>
+      </w:pPr>
+      <w:r>
+        <w:rPr>
+          <w:b/>
+          <w:bCs/>
+        </w:rPr>
+        <w:t xml:space="preserve">You want to keep shipping to your own infra (no GitHub):</w:t>
+      </w:r>
+      <w:r>
+        <w:t xml:space="preserve"> </w:t>
+      </w:r>
+      <w:r>
+        <w:rPr>
+          <w:rStyle w:val="VerbatimChar"/>
+        </w:rPr>
+        <w:t xml:space="preserve">/eo-ship</w:t>
+      </w:r>
+      <w:r>
+        <w:t xml:space="preserve"> </w:t>
+      </w:r>
+      <w:r>
+        <w:t xml:space="preserve">will keep refusing. Bypass it — deploy manually to your infra until you're ready to adopt GitHub.</w:t>
+      </w:r>
+    </w:p>
+    <w:bookmarkEnd w:id="40"/>
+    <w:bookmarkStart w:id="42" w:name="X3f2d8f78e3243ca9cc15c34c81eb463e35870f3"/>
+    <w:p>
+      <w:pPr>
+        <w:pStyle w:val="Heading3"/>
+      </w:pPr>
+      <w:r>
+        <w:t xml:space="preserve">10.13 MCP call fails with a 5xx / network error</w:t>
+      </w:r>
+    </w:p>
+    <w:p>
+      <w:pPr>
+        <w:pStyle w:val="FirstParagraph"/>
+      </w:pPr>
+      <w:r>
+        <w:rPr>
+          <w:b/>
+          <w:bCs/>
+        </w:rPr>
+        <w:t xml:space="preserve">Symptom:</w:t>
+      </w:r>
+      <w:r>
+        <w:t xml:space="preserve"> </w:t>
+      </w:r>
+      <w:r>
+        <w:rPr>
+          <w:rStyle w:val="VerbatimChar"/>
+        </w:rPr>
+        <w:t xml:space="preserve">⚠️ GitHub MCP reachable but returned a server error.</w:t>
+      </w:r>
+    </w:p>
+    <w:p>
+      <w:pPr>
+        <w:pStyle w:val="BodyText"/>
+      </w:pPr>
+      <w:r>
+        <w:rPr>
+          <w:b/>
+          <w:bCs/>
+        </w:rPr>
+        <w:t xml:space="preserve">Exit:</w:t>
+      </w:r>
+      <w:r>
+        <w:t xml:space="preserve"> </w:t>
+      </w:r>
+      <w:r>
+        <w:t xml:space="preserve">check</w:t>
+      </w:r>
+      <w:r>
+        <w:t xml:space="preserve"> </w:t>
+      </w:r>
+      <w:hyperlink r:id="rId41">
+        <w:r>
+          <w:rPr>
+            <w:rStyle w:val="Hyperlink"/>
+          </w:rPr>
+          <w:t xml:space="preserve">https://www.githubstatus.com/</w:t>
+        </w:r>
+      </w:hyperlink>
+      <w:r>
+        <w:t xml:space="preserve">. Check your network (VPN? proxy blocking</w:t>
+      </w:r>
+      <w:r>
+        <w:t xml:space="preserve"> </w:t>
+      </w:r>
+      <w:r>
+        <w:rPr>
+          <w:rStyle w:val="VerbatimChar"/>
+        </w:rPr>
+        <w:t xml:space="preserve">api.github.com</w:t>
+      </w:r>
+      <w:r>
+        <w:t xml:space="preserve">?). Wait 2 min, re-run. Or use the manual fallback (§10.4 door B) if GitHub UI works.</w:t>
+      </w:r>
+    </w:p>
+    <w:bookmarkEnd w:id="42"/>
+    <w:bookmarkStart w:id="43" w:name="Xe4d72fe59d0eb7802cc9291c938775f2c2d8465"/>
+    <w:p>
+      <w:pPr>
+        <w:pStyle w:val="Heading3"/>
+      </w:pPr>
+      <w:r>
+        <w:t xml:space="preserve">10.14 You're completely stuck and none of the above applies</w:t>
+      </w:r>
+    </w:p>
+    <w:p>
+      <w:pPr>
+        <w:pStyle w:val="FirstParagraph"/>
+      </w:pPr>
+      <w:r>
+        <w:rPr>
+          <w:b/>
+          <w:bCs/>
+        </w:rPr>
+        <w:t xml:space="preserve">Exit:</w:t>
+      </w:r>
+    </w:p>
+    <w:p>
+      <w:pPr>
+        <w:pStyle w:val="Compact"/>
+        <w:numPr>
+          <w:ilvl w:val="0"/>
+          <w:numId w:val="1007"/>
+        </w:numPr>
+      </w:pPr>
+      <w:r>
+        <w:t xml:space="preserve">Run</w:t>
+      </w:r>
+      <w:r>
+        <w:t xml:space="preserve"> </w:t>
+      </w:r>
+      <w:r>
+        <w:rPr>
+          <w:rStyle w:val="VerbatimChar"/>
+        </w:rPr>
+        <w:t xml:space="preserve">/eo-guide</w:t>
+      </w:r>
+      <w:r>
+        <w:t xml:space="preserve"> </w:t>
+      </w:r>
+      <w:r>
+        <w:t xml:space="preserve">→ read the phase and the stated next command.</w:t>
+      </w:r>
+    </w:p>
+    <w:p>
+      <w:pPr>
+        <w:pStyle w:val="Compact"/>
+        <w:numPr>
+          <w:ilvl w:val="0"/>
+          <w:numId w:val="1007"/>
+        </w:numPr>
+      </w:pPr>
+      <w:r>
+        <w:t xml:space="preserve">Run</w:t>
+      </w:r>
+      <w:r>
+        <w:t xml:space="preserve"> </w:t>
+      </w:r>
+      <w:r>
+        <w:rPr>
+          <w:rStyle w:val="VerbatimChar"/>
+        </w:rPr>
+        <w:t xml:space="preserve">/eo-status</w:t>
+      </w:r>
+      <w:r>
+        <w:t xml:space="preserve"> </w:t>
+      </w:r>
+      <w:r>
+        <w:t xml:space="preserve">→ see the compact dashboard (no coaching).</w:t>
+      </w:r>
+    </w:p>
+    <w:p>
+      <w:pPr>
+        <w:pStyle w:val="Compact"/>
+        <w:numPr>
+          <w:ilvl w:val="0"/>
+          <w:numId w:val="1007"/>
+        </w:numPr>
+      </w:pPr>
+      <w:r>
+        <w:t xml:space="preserve">Check</w:t>
+      </w:r>
+      <w:r>
+        <w:t xml:space="preserve"> </w:t>
+      </w:r>
+      <w:r>
+        <w:rPr>
+          <w:rStyle w:val="VerbatimChar"/>
+        </w:rPr>
+        <w:t xml:space="preserve">.bootstrap-failures.log</w:t>
+      </w:r>
+      <w:r>
+        <w:t xml:space="preserve"> </w:t>
+      </w:r>
+      <w:r>
+        <w:t xml:space="preserve">at repo root (written by</w:t>
+      </w:r>
+      <w:r>
+        <w:t xml:space="preserve"> </w:t>
+      </w:r>
+      <w:r>
+        <w:rPr>
+          <w:rStyle w:val="VerbatimChar"/>
+        </w:rPr>
+        <w:t xml:space="preserve">/eo-dev-start</w:t>
+      </w:r>
+      <w:r>
+        <w:t xml:space="preserve"> </w:t>
+      </w:r>
+      <w:r>
+        <w:t xml:space="preserve">on any step failure).</w:t>
+      </w:r>
+    </w:p>
+    <w:p>
+      <w:pPr>
+        <w:pStyle w:val="Compact"/>
+        <w:numPr>
+          <w:ilvl w:val="0"/>
+          <w:numId w:val="1007"/>
+        </w:numPr>
+      </w:pPr>
+      <w:r>
+        <w:t xml:space="preserve">Open an issue at</w:t>
+      </w:r>
+      <w:r>
+        <w:t xml:space="preserve"> </w:t>
+      </w:r>
+      <w:hyperlink r:id="rId9">
+        <w:r>
+          <w:rPr>
+            <w:rStyle w:val="Hyperlink"/>
+          </w:rPr>
+          <w:t xml:space="preserve">https://github.com/smorchestraai-code/eo-microsaas-training</w:t>
+        </w:r>
+      </w:hyperlink>
+      <w:r>
+        <w:t xml:space="preserve"> </w:t>
+      </w:r>
+      <w:r>
+        <w:t xml:space="preserve">with the error output + the command that triggered it.</w:t>
+      </w:r>
+    </w:p>
+    <w:p>
+      <w:pPr>
+        <w:pStyle w:val="FirstParagraph"/>
+      </w:pPr>
+      <w:r>
+        <w:t xml:space="preserve">The plugin is designed so that no path is terminal. If you find one, it's a bug worth reporting.</w:t>
+      </w:r>
+    </w:p>
+    <w:p>
+      <w:r>
+        <w:pict>
+          <v:rect style="width:0;height:1.5pt" o:hralign="center" o:hrstd="t" o:hr="t"/>
+        </w:pict>
+      </w:r>
+    </w:p>
+    <w:bookmarkEnd w:id="43"/>
+    <w:bookmarkEnd w:id="44"/>
+    <w:bookmarkStart w:id="48" w:name="Xfdc3335a8bcac516f01af32b2181713b1c61393"/>
+    <w:p>
+      <w:pPr>
+        <w:pStyle w:val="Heading2"/>
+      </w:pPr>
+      <w:r>
+        <w:t xml:space="preserve">11. What changed in v1.3.1 (delta from v1.3.0)</w:t>
+      </w:r>
+    </w:p>
+    <w:p>
+      <w:pPr>
+        <w:pStyle w:val="FirstParagraph"/>
+      </w:pPr>
+      <w:r>
+        <w:rPr>
+          <w:b/>
+          <w:bCs/>
+        </w:rPr>
+        <w:t xml:space="preserve">Theme: no stuck paths.</w:t>
+      </w:r>
+      <w:r>
+        <w:t xml:space="preserve"> </w:t>
+      </w:r>
+      <w:r>
+        <w:t xml:space="preserve">Every refuse message now names a concrete next door. Previously-correct behavior unchanged.</w:t>
+      </w:r>
+    </w:p>
+    <w:bookmarkStart w:id="45" w:name="fixes"/>
+    <w:p>
+      <w:pPr>
+        <w:pStyle w:val="Heading3"/>
+      </w:pPr>
+      <w:r>
+        <w:t xml:space="preserve">Fixes</w:t>
+      </w:r>
+    </w:p>
+    <w:p>
+      <w:pPr>
+        <w:numPr>
+          <w:ilvl w:val="0"/>
+          <w:numId w:val="1008"/>
+        </w:numPr>
+      </w:pPr>
+      <w:r>
+        <w:rPr>
+          <w:rStyle w:val="VerbatimChar"/>
+          <w:b/>
+          <w:bCs/>
+        </w:rPr>
+        <w:t xml:space="preserve">eo-guide</w:t>
+      </w:r>
+      <w:r>
+        <w:rPr>
+          <w:b/>
+          <w:bCs/>
+        </w:rPr>
+        <w:t xml:space="preserve">: local-only short-circuit.</w:t>
+      </w:r>
+      <w:r>
+        <w:t xml:space="preserve"> </w:t>
+      </w:r>
+      <w:r>
+        <w:t xml:space="preserve">v1.3.0's state machine fired</w:t>
+      </w:r>
+      <w:r>
+        <w:t xml:space="preserve"> </w:t>
+      </w:r>
+      <w:r>
+        <w:rPr>
+          <w:rStyle w:val="VerbatimChar"/>
+        </w:rPr>
+        <w:t xml:space="preserve">local-only-bootstrapped</w:t>
+      </w:r>
+      <w:r>
+        <w:t xml:space="preserve"> </w:t>
+      </w:r>
+      <w:r>
+        <w:t xml:space="preserve">before sprint-loop phases, so local-only students who had been coding for weeks were perpetually told "keep building locally." v1.3.1 only fires that state when no plan files exist yet. Once Story 1 is planned, sprint-loop phases advance normally with a</w:t>
+      </w:r>
+      <w:r>
+        <w:t xml:space="preserve"> </w:t>
+      </w:r>
+      <w:r>
+        <w:rPr>
+          <w:rStyle w:val="VerbatimChar"/>
+        </w:rPr>
+        <w:t xml:space="preserve">🔒 Still local</w:t>
+      </w:r>
+      <w:r>
+        <w:t xml:space="preserve"> </w:t>
+      </w:r>
+      <w:r>
+        <w:t xml:space="preserve">banner.</w:t>
+      </w:r>
+    </w:p>
+    <w:p>
+      <w:pPr>
+        <w:numPr>
+          <w:ilvl w:val="0"/>
+          <w:numId w:val="1008"/>
+        </w:numPr>
+      </w:pPr>
+      <w:r>
+        <w:rPr>
+          <w:rStyle w:val="VerbatimChar"/>
+          <w:b/>
+          <w:bCs/>
+        </w:rPr>
+        <w:t xml:space="preserve">eo-guide</w:t>
+      </w:r>
+      <w:r>
+        <w:rPr>
+          <w:b/>
+          <w:bCs/>
+        </w:rPr>
+        <w:t xml:space="preserve">: no-remote banner.</w:t>
+      </w:r>
+      <w:r>
+        <w:t xml:space="preserve"> </w:t>
+      </w:r>
+      <w:r>
+        <w:t xml:space="preserve">Sprint-loop phases for students with</w:t>
+      </w:r>
+      <w:r>
+        <w:t xml:space="preserve"> </w:t>
+      </w:r>
+      <w:r>
+        <w:rPr>
+          <w:rStyle w:val="VerbatimChar"/>
+        </w:rPr>
+        <w:t xml:space="preserve">.git/</w:t>
+      </w:r>
+      <w:r>
+        <w:t xml:space="preserve"> </w:t>
+      </w:r>
+      <w:r>
+        <w:t xml:space="preserve">but no</w:t>
+      </w:r>
+      <w:r>
+        <w:t xml:space="preserve"> </w:t>
+      </w:r>
+      <w:r>
+        <w:rPr>
+          <w:rStyle w:val="VerbatimChar"/>
+        </w:rPr>
+        <w:t xml:space="preserve">remote.origin.url</w:t>
+      </w:r>
+      <w:r>
+        <w:t xml:space="preserve"> </w:t>
+      </w:r>
+      <w:r>
+        <w:t xml:space="preserve">now show</w:t>
+      </w:r>
+      <w:r>
+        <w:t xml:space="preserve"> </w:t>
+      </w:r>
+      <w:r>
+        <w:rPr>
+          <w:rStyle w:val="VerbatimChar"/>
+        </w:rPr>
+        <w:t xml:space="preserve">🔗 Git local, no remote yet</w:t>
+      </w:r>
+      <w:r>
+        <w:t xml:space="preserve"> </w:t>
+      </w:r>
+      <w:r>
+        <w:t xml:space="preserve">so they understand why</w:t>
+      </w:r>
+      <w:r>
+        <w:t xml:space="preserve"> </w:t>
+      </w:r>
+      <w:r>
+        <w:rPr>
+          <w:rStyle w:val="VerbatimChar"/>
+        </w:rPr>
+        <w:t xml:space="preserve">/eo-ship</w:t>
+      </w:r>
+      <w:r>
+        <w:t xml:space="preserve"> </w:t>
+      </w:r>
+      <w:r>
+        <w:t xml:space="preserve">will refuse.</w:t>
+      </w:r>
+    </w:p>
+    <w:p>
+      <w:pPr>
+        <w:numPr>
+          <w:ilvl w:val="0"/>
+          <w:numId w:val="1008"/>
+        </w:numPr>
+      </w:pPr>
+      <w:r>
+        <w:rPr>
+          <w:rStyle w:val="VerbatimChar"/>
+          <w:b/>
+          <w:bCs/>
+        </w:rPr>
+        <w:t xml:space="preserve">eo-guide</w:t>
+      </w:r>
+      <w:r>
+        <w:rPr>
+          <w:b/>
+          <w:bCs/>
+        </w:rPr>
+        <w:t xml:space="preserve">: new phase</w:t>
+      </w:r>
+      <w:r>
+        <w:rPr>
+          <w:b/>
+          <w:bCs/>
+        </w:rPr>
+        <w:t xml:space="preserve"> </w:t>
+      </w:r>
+      <w:r>
+        <w:rPr>
+          <w:rStyle w:val="VerbatimChar"/>
+          <w:b/>
+          <w:bCs/>
+        </w:rPr>
+        <w:t xml:space="preserve">ready-to-ship-local-only</w:t>
+      </w:r>
+      <w:r>
+        <w:rPr>
+          <w:b/>
+          <w:bCs/>
+        </w:rPr>
+        <w:t xml:space="preserve">.</w:t>
+      </w:r>
+      <w:r>
+        <w:t xml:space="preserve"> </w:t>
+      </w:r>
+      <w:r>
+        <w:t xml:space="preserve">Local-only students who reach score ≥ 90 now see: "🎉 MVP ready to go public. Run</w:t>
+      </w:r>
+      <w:r>
+        <w:t xml:space="preserve"> </w:t>
+      </w:r>
+      <w:r>
+        <w:rPr>
+          <w:rStyle w:val="VerbatimChar"/>
+        </w:rPr>
+        <w:t xml:space="preserve">/eo-github</w:t>
+      </w:r>
+      <w:r>
+        <w:t xml:space="preserve"> </w:t>
+      </w:r>
+      <w:r>
+        <w:t xml:space="preserve">→ pick</w:t>
+      </w:r>
+      <w:r>
+        <w:t xml:space="preserve"> </w:t>
+      </w:r>
+      <w:r>
+        <w:rPr>
+          <w:rStyle w:val="VerbatimChar"/>
+        </w:rPr>
+        <w:t xml:space="preserve">create</w:t>
+      </w:r>
+      <w:r>
+        <w:t xml:space="preserve"> </w:t>
+      </w:r>
+      <w:r>
+        <w:t xml:space="preserve">or</w:t>
+      </w:r>
+      <w:r>
+        <w:t xml:space="preserve"> </w:t>
+      </w:r>
+      <w:r>
+        <w:rPr>
+          <w:rStyle w:val="VerbatimChar"/>
+        </w:rPr>
+        <w:t xml:space="preserve">point-existing</w:t>
+      </w:r>
+      <w:r>
+        <w:t xml:space="preserve">. That skill does git init + first commit + push in one shot."</w:t>
+      </w:r>
+    </w:p>
+    <w:p>
+      <w:pPr>
+        <w:numPr>
+          <w:ilvl w:val="0"/>
+          <w:numId w:val="1008"/>
+        </w:numPr>
+      </w:pPr>
+      <w:r>
+        <w:rPr>
+          <w:rStyle w:val="VerbatimChar"/>
+          <w:b/>
+          <w:bCs/>
+        </w:rPr>
+        <w:t xml:space="preserve">eo-github</w:t>
+      </w:r>
+      <w:r>
+        <w:rPr>
+          <w:b/>
+          <w:bCs/>
+        </w:rPr>
+        <w:t xml:space="preserve">: MCP-absent vs MCP-auth-failed are distinct paths.</w:t>
+      </w:r>
+      <w:r>
+        <w:t xml:space="preserve"> </w:t>
+      </w:r>
+      <w:r>
+        <w:t xml:space="preserve">v1.3.0 refused identically for both. v1.3.1 splits them with PAT-specific remediation (regenerate, scopes, SSO, env var name) vs. installation remediation.</w:t>
+      </w:r>
+    </w:p>
+    <w:p>
+      <w:pPr>
+        <w:numPr>
+          <w:ilvl w:val="0"/>
+          <w:numId w:val="1008"/>
+        </w:numPr>
+      </w:pPr>
+      <w:r>
+        <w:rPr>
+          <w:rStyle w:val="VerbatimChar"/>
+          <w:b/>
+          <w:bCs/>
+        </w:rPr>
+        <w:t xml:space="preserve">eo-github</w:t>
+      </w:r>
+      <w:r>
+        <w:rPr>
+          <w:b/>
+          <w:bCs/>
+        </w:rPr>
+        <w:t xml:space="preserve">: manual fallback escape hatch.</w:t>
+      </w:r>
+      <w:r>
+        <w:t xml:space="preserve"> </w:t>
+      </w:r>
+      <w:r>
+        <w:t xml:space="preserve">Student can reply "manual" to any MCP refuse; skill prints a complete text runbook (UI create →</w:t>
+      </w:r>
+      <w:r>
+        <w:t xml:space="preserve"> </w:t>
+      </w:r>
+      <w:r>
+        <w:rPr>
+          <w:rStyle w:val="VerbatimChar"/>
+        </w:rPr>
+        <w:t xml:space="preserve">git remote add</w:t>
+      </w:r>
+      <w:r>
+        <w:t xml:space="preserve"> </w:t>
+      </w:r>
+      <w:r>
+        <w:t xml:space="preserve">→ settings checklist) and exits with zero writes. Unblocks anyone whose MCP can't be fixed today.</w:t>
+      </w:r>
+    </w:p>
+    <w:p>
+      <w:pPr>
+        <w:numPr>
+          <w:ilvl w:val="0"/>
+          <w:numId w:val="1008"/>
+        </w:numPr>
+      </w:pPr>
+      <w:r>
+        <w:rPr>
+          <w:rStyle w:val="VerbatimChar"/>
+          <w:b/>
+          <w:bCs/>
+        </w:rPr>
+        <w:t xml:space="preserve">eo-github</w:t>
+      </w:r>
+      <w:r>
+        <w:rPr>
+          <w:b/>
+          <w:bCs/>
+        </w:rPr>
+        <w:t xml:space="preserve">: slug collision retry loop.</w:t>
+      </w:r>
+      <w:r>
+        <w:t xml:space="preserve"> </w:t>
+      </w:r>
+      <w:r>
+        <w:t xml:space="preserve">Mode 1 now retries up to 3 times with suggestions (</w:t>
+      </w:r>
+      <w:r>
+        <w:rPr>
+          <w:rStyle w:val="VerbatimChar"/>
+        </w:rPr>
+        <w:t xml:space="preserve">{slug}-2</w:t>
+      </w:r>
+      <w:r>
+        <w:t xml:space="preserve">,</w:t>
+      </w:r>
+      <w:r>
+        <w:t xml:space="preserve"> </w:t>
+      </w:r>
+      <w:r>
+        <w:rPr>
+          <w:rStyle w:val="VerbatimChar"/>
+        </w:rPr>
+        <w:t xml:space="preserve">{slug}-{year}</w:t>
+      </w:r>
+      <w:r>
+        <w:t xml:space="preserve">,</w:t>
+      </w:r>
+      <w:r>
+        <w:t xml:space="preserve"> </w:t>
+      </w:r>
+      <w:r>
+        <w:rPr>
+          <w:rStyle w:val="VerbatimChar"/>
+        </w:rPr>
+        <w:t xml:space="preserve">eo-{slug}</w:t>
+      </w:r>
+      <w:r>
+        <w:t xml:space="preserve">). After 3 collisions/invalid replies, refuses cleanly — no infinite prompt.</w:t>
+      </w:r>
+    </w:p>
+    <w:p>
+      <w:pPr>
+        <w:numPr>
+          <w:ilvl w:val="0"/>
+          <w:numId w:val="1008"/>
+        </w:numPr>
+      </w:pPr>
+      <w:r>
+        <w:rPr>
+          <w:rStyle w:val="VerbatimChar"/>
+          <w:b/>
+          <w:bCs/>
+        </w:rPr>
+        <w:t xml:space="preserve">eo-github</w:t>
+      </w:r>
+      <w:r>
+        <w:rPr>
+          <w:b/>
+          <w:bCs/>
+        </w:rPr>
+        <w:t xml:space="preserve">: non-empty remote remediation clarity.</w:t>
+      </w:r>
+      <w:r>
+        <w:t xml:space="preserve"> </w:t>
+      </w:r>
+      <w:r>
+        <w:t xml:space="preserve">Mode 2 now lists 4 labeled exits (A/B/C/D) describing each real situation ("mine but unrelated" / "earlier state of this project" / "mistake, start over" / "force-push outside this skill").</w:t>
+      </w:r>
+    </w:p>
+    <w:p>
+      <w:pPr>
+        <w:numPr>
+          <w:ilvl w:val="0"/>
+          <w:numId w:val="1008"/>
+        </w:numPr>
+      </w:pPr>
+      <w:r>
+        <w:rPr>
+          <w:rStyle w:val="VerbatimChar"/>
+          <w:b/>
+          <w:bCs/>
+        </w:rPr>
+        <w:t xml:space="preserve">eo-github</w:t>
+      </w:r>
+      <w:r>
+        <w:rPr>
+          <w:b/>
+          <w:bCs/>
+        </w:rPr>
+        <w:t xml:space="preserve">: rate-limit + race-condition handling.</w:t>
+      </w:r>
+      <w:r>
+        <w:t xml:space="preserve"> </w:t>
+      </w:r>
+      <w:r>
+        <w:t xml:space="preserve">429 reads</w:t>
+      </w:r>
+      <w:r>
+        <w:t xml:space="preserve"> </w:t>
+      </w:r>
+      <w:r>
+        <w:rPr>
+          <w:rStyle w:val="VerbatimChar"/>
+        </w:rPr>
+        <w:t xml:space="preserve">Retry-After</w:t>
+      </w:r>
+      <w:r>
+        <w:t xml:space="preserve"> </w:t>
+      </w:r>
+      <w:r>
+        <w:t xml:space="preserve">and exits cleanly with wait time. 422 on</w:t>
+      </w:r>
+      <w:r>
+        <w:t xml:space="preserve"> </w:t>
+      </w:r>
+      <w:r>
+        <w:rPr>
+          <w:rStyle w:val="VerbatimChar"/>
+        </w:rPr>
+        <w:t xml:space="preserve">create_repo</w:t>
+      </w:r>
+      <w:r>
+        <w:t xml:space="preserve"> </w:t>
+      </w:r>
+      <w:r>
+        <w:t xml:space="preserve">(repo appeared between precheck and create — race) re-fires the slug collision loop instead of silently adopting.</w:t>
+      </w:r>
+    </w:p>
+    <w:p>
+      <w:pPr>
+        <w:numPr>
+          <w:ilvl w:val="0"/>
+          <w:numId w:val="1008"/>
+        </w:numPr>
+      </w:pPr>
+      <w:r>
+        <w:rPr>
+          <w:rStyle w:val="VerbatimChar"/>
+          <w:b/>
+          <w:bCs/>
+        </w:rPr>
+        <w:t xml:space="preserve">eo-github</w:t>
+      </w:r>
+      <w:r>
+        <w:rPr>
+          <w:b/>
+          <w:bCs/>
+        </w:rPr>
+        <w:t xml:space="preserve">: actionable LICENSE guidance.</w:t>
+      </w:r>
+      <w:r>
+        <w:t xml:space="preserve"> </w:t>
+      </w:r>
+      <w:r>
+        <w:t xml:space="preserve">Evidence table now lists MIT / Apache-2 / Proprietary with a short rationale + GitHub UI path, instead of just "add one when ready."</w:t>
+      </w:r>
+    </w:p>
+    <w:p>
+      <w:pPr>
+        <w:numPr>
+          <w:ilvl w:val="0"/>
+          <w:numId w:val="1008"/>
+        </w:numPr>
+      </w:pPr>
+      <w:r>
+        <w:rPr>
+          <w:rStyle w:val="VerbatimChar"/>
+          <w:b/>
+          <w:bCs/>
+        </w:rPr>
+        <w:t xml:space="preserve">eo-dev-start</w:t>
+      </w:r>
+      <w:r>
+        <w:rPr>
+          <w:b/>
+          <w:bCs/>
+        </w:rPr>
+        <w:t xml:space="preserve">: option 1/2/4 with MCP absent.</w:t>
+      </w:r>
+      <w:r>
+        <w:t xml:space="preserve"> </w:t>
+      </w:r>
+      <w:r>
+        <w:t xml:space="preserve">v1.3.0 refused with a one-line "install MCP first." v1.3.1 prints a full install block (settings.json snippet, PAT link + scopes, restart) and continues the bootstrap as</w:t>
+      </w:r>
+      <w:r>
+        <w:t xml:space="preserve"> </w:t>
+      </w:r>
+      <w:r>
+        <w:rPr>
+          <w:rStyle w:val="VerbatimChar"/>
+        </w:rPr>
+        <w:t xml:space="preserve">local-only</w:t>
+      </w:r>
+      <w:r>
+        <w:t xml:space="preserve"> </w:t>
+      </w:r>
+      <w:r>
+        <w:t xml:space="preserve">so the student isn't blocked.</w:t>
+      </w:r>
+    </w:p>
+    <w:p>
+      <w:pPr>
+        <w:numPr>
+          <w:ilvl w:val="0"/>
+          <w:numId w:val="1008"/>
+        </w:numPr>
+      </w:pPr>
+      <w:r>
+        <w:rPr>
+          <w:rStyle w:val="VerbatimChar"/>
+          <w:b/>
+          <w:bCs/>
+        </w:rPr>
+        <w:t xml:space="preserve">eo-dev-start</w:t>
+      </w:r>
+      <w:r>
+        <w:rPr>
+          <w:b/>
+          <w:bCs/>
+        </w:rPr>
+        <w:t xml:space="preserve">: invalid-reply retry.</w:t>
+      </w:r>
+      <w:r>
+        <w:t xml:space="preserve"> </w:t>
+      </w:r>
+      <w:r>
+        <w:t xml:space="preserve">Anything other than 1/2/3/4 re-asks up to 3 times, then defaults to local-only and notes in evidence.</w:t>
+      </w:r>
+    </w:p>
+    <w:bookmarkEnd w:id="45"/>
+    <w:bookmarkStart w:id="46" w:name="non-changes-intentional"/>
+    <w:p>
+      <w:pPr>
+        <w:pStyle w:val="Heading3"/>
+      </w:pPr>
+      <w:r>
+        <w:t xml:space="preserve">Non-changes (intentional)</w:t>
+      </w:r>
+    </w:p>
+    <w:p>
+      <w:pPr>
+        <w:pStyle w:val="Compact"/>
+        <w:numPr>
+          <w:ilvl w:val="0"/>
+          <w:numId w:val="1009"/>
+        </w:numPr>
+      </w:pPr>
+      <w:r>
+        <w:t xml:space="preserve">All v1.3.0 commands, skills, and plugin registration stay identical.</w:t>
+      </w:r>
+    </w:p>
+    <w:p>
+      <w:pPr>
+        <w:pStyle w:val="Compact"/>
+        <w:numPr>
+          <w:ilvl w:val="0"/>
+          <w:numId w:val="1009"/>
+        </w:numPr>
+      </w:pPr>
+      <w:r>
+        <w:t xml:space="preserve">No new commands. No new skills. No new files.</w:t>
+      </w:r>
+    </w:p>
+    <w:p>
+      <w:pPr>
+        <w:pStyle w:val="Compact"/>
+        <w:numPr>
+          <w:ilvl w:val="0"/>
+          <w:numId w:val="1009"/>
+        </w:numPr>
+      </w:pPr>
+      <w:r>
+        <w:rPr>
+          <w:rStyle w:val="VerbatimChar"/>
+        </w:rPr>
+        <w:t xml:space="preserve">.claude/project.json</w:t>
+      </w:r>
+      <w:r>
+        <w:t xml:space="preserve"> </w:t>
+      </w:r>
+      <w:r>
+        <w:t xml:space="preserve">still NOT created. Git config remains the single source of truth.</w:t>
+      </w:r>
+    </w:p>
+    <w:bookmarkEnd w:id="46"/>
+    <w:bookmarkStart w:id="47" w:name="migration-from-v130"/>
+    <w:p>
+      <w:pPr>
+        <w:pStyle w:val="Heading3"/>
+      </w:pPr>
+      <w:r>
+        <w:t xml:space="preserve">Migration from v1.3.0</w:t>
+      </w:r>
+    </w:p>
+    <w:p>
+      <w:pPr>
+        <w:pStyle w:val="FirstParagraph"/>
+      </w:pPr>
+      <w:r>
+        <w:t xml:space="preserve">No action needed.</w:t>
+      </w:r>
+      <w:r>
+        <w:t xml:space="preserve"> </w:t>
+      </w:r>
+      <w:r>
+        <w:rPr>
+          <w:rStyle w:val="VerbatimChar"/>
+        </w:rPr>
+        <w:t xml:space="preserve">/plugin update eo-microsaas-dev</w:t>
+      </w:r>
+      <w:r>
+        <w:t xml:space="preserve"> </w:t>
+      </w:r>
+      <w:r>
+        <w:t xml:space="preserve">picks up v1.3.1. Your projects keep working exactly as before — just with clearer doors when something goes wrong.</w:t>
+      </w:r>
+    </w:p>
+    <w:p>
+      <w:r>
+        <w:pict>
+          <v:rect style="width:0;height:1.5pt" o:hralign="center" o:hrstd="t" o:hr="t"/>
+        </w:pict>
+      </w:r>
+    </w:p>
+    <w:p>
+      <w:pPr>
+        <w:pStyle w:val="FirstParagraph"/>
+      </w:pPr>
+      <w:r>
+        <w:rPr>
+          <w:b/>
+          <w:bCs/>
+        </w:rPr>
+        <w:t xml:space="preserve">TL;DR for a new operator:</w:t>
+      </w:r>
+      <w:r>
+        <w:t xml:space="preserve"> </w:t>
+      </w:r>
+      <w:r>
+        <w:rPr>
+          <w:rStyle w:val="VerbatimChar"/>
+        </w:rPr>
+        <w:t xml:space="preserve">/eo-dev-start</w:t>
+      </w:r>
+      <w:r>
+        <w:t xml:space="preserve"> </w:t>
+      </w:r>
+      <w:r>
+        <w:t xml:space="preserve">once per project. Answer the 4-option GitHub question (or skip if you already have a remote).</w:t>
+      </w:r>
+      <w:r>
+        <w:t xml:space="preserve"> </w:t>
+      </w:r>
+      <w:r>
+        <w:rPr>
+          <w:rStyle w:val="VerbatimChar"/>
+        </w:rPr>
+        <w:t xml:space="preserve">/eo-github</w:t>
+      </w:r>
+      <w:r>
+        <w:t xml:space="preserve"> </w:t>
+      </w:r>
+      <w:r>
+        <w:t xml:space="preserve">when you want to push and don't have a remote yet, or any time for a drift audit.</w:t>
+      </w:r>
+      <w:r>
+        <w:t xml:space="preserve"> </w:t>
+      </w:r>
+      <w:r>
+        <w:rPr>
+          <w:rStyle w:val="VerbatimChar"/>
+        </w:rPr>
+        <w:t xml:space="preserve">/eo-guide</w:t>
+      </w:r>
+      <w:r>
+        <w:t xml:space="preserve"> </w:t>
+      </w:r>
+      <w:r>
+        <w:t xml:space="preserve">every returning session. The chain in between (</w:t>
+      </w:r>
+      <w:r>
+        <w:rPr>
+          <w:rStyle w:val="VerbatimChar"/>
+        </w:rPr>
+        <w:t xml:space="preserve">/eo-plan → /eo-code → /eo-review → /eo-score → /eo-ship</w:t>
+      </w:r>
+      <w:r>
+        <w:t xml:space="preserve">) is the real work. Everything else is there to catch you when you drift. If you ever get stuck — §10 has the exit.</w:t>
+      </w:r>
+    </w:p>
+    <w:bookmarkEnd w:id="47"/>
+    <w:bookmarkEnd w:id="48"/>
+    <w:bookmarkEnd w:id="49"/>
     <w:sectPr>
       <w:footnotePr>
         <w:numRestart w:val="eachSect"/>
@@ -7829,6 +10814,91 @@
       </w:rPr>
     </w:lvl>
   </w:abstractNum>
+  <w:abstractNum w:abstractNumId="99411">
+    <w:nsid w:val="00A99411"/>
+    <w:multiLevelType w:val="multilevel"/>
+    <w:lvl w:ilvl="0">
+      <w:start w:val="1"/>
+      <w:numFmt w:val="decimal"/>
+      <w:lvlText w:val="%1."/>
+      <w:lvlJc w:val="left"/>
+      <w:pPr>
+        <w:ind w:left="720" w:hanging="360"/>
+      </w:pPr>
+    </w:lvl>
+    <w:lvl w:ilvl="1">
+      <w:start w:val="1"/>
+      <w:numFmt w:val="decimal"/>
+      <w:lvlText w:val="%2."/>
+      <w:lvlJc w:val="left"/>
+      <w:pPr>
+        <w:ind w:left="1440" w:hanging="360"/>
+      </w:pPr>
+    </w:lvl>
+    <w:lvl w:ilvl="2">
+      <w:start w:val="1"/>
+      <w:numFmt w:val="decimal"/>
+      <w:lvlText w:val="%3."/>
+      <w:lvlJc w:val="left"/>
+      <w:pPr>
+        <w:ind w:left="2160" w:hanging="360"/>
+      </w:pPr>
+    </w:lvl>
+    <w:lvl w:ilvl="3">
+      <w:start w:val="1"/>
+      <w:numFmt w:val="decimal"/>
+      <w:lvlText w:val="%4."/>
+      <w:lvlJc w:val="left"/>
+      <w:pPr>
+        <w:ind w:left="2880" w:hanging="360"/>
+      </w:pPr>
+    </w:lvl>
+    <w:lvl w:ilvl="4">
+      <w:start w:val="1"/>
+      <w:numFmt w:val="decimal"/>
+      <w:lvlText w:val="%5."/>
+      <w:lvlJc w:val="left"/>
+      <w:pPr>
+        <w:ind w:left="3600" w:hanging="360"/>
+      </w:pPr>
+    </w:lvl>
+    <w:lvl w:ilvl="5">
+      <w:start w:val="1"/>
+      <w:numFmt w:val="decimal"/>
+      <w:lvlText w:val="%6."/>
+      <w:lvlJc w:val="left"/>
+      <w:pPr>
+        <w:ind w:left="4320" w:hanging="360"/>
+      </w:pPr>
+    </w:lvl>
+    <w:lvl w:ilvl="6">
+      <w:start w:val="1"/>
+      <w:numFmt w:val="decimal"/>
+      <w:lvlText w:val="%7."/>
+      <w:lvlJc w:val="left"/>
+      <w:pPr>
+        <w:ind w:left="5040" w:hanging="360"/>
+      </w:pPr>
+    </w:lvl>
+    <w:lvl w:ilvl="7">
+      <w:start w:val="1"/>
+      <w:numFmt w:val="decimal"/>
+      <w:lvlText w:val="%8."/>
+      <w:lvlJc w:val="left"/>
+      <w:pPr>
+        <w:ind w:left="5760" w:hanging="360"/>
+      </w:pPr>
+    </w:lvl>
+    <w:lvl w:ilvl="8">
+      <w:start w:val="1"/>
+      <w:numFmt w:val="decimal"/>
+      <w:lvlText w:val="%9."/>
+      <w:lvlJc w:val="left"/>
+      <w:pPr>
+        <w:ind w:left="6480" w:hanging="360"/>
+      </w:pPr>
+    </w:lvl>
+  </w:abstractNum>
   <w:num w:numId="1000">
     <w:abstractNumId w:val="990"/>
   </w:num>
@@ -7836,6 +10906,108 @@
     <w:abstractNumId w:val="991"/>
   </w:num>
   <w:num w:numId="1002">
+    <w:abstractNumId w:val="991"/>
+  </w:num>
+  <w:num w:numId="1003">
+    <w:abstractNumId w:val="99411"/>
+    <w:lvlOverride w:ilvl="0">
+      <w:startOverride w:val="1"/>
+    </w:lvlOverride>
+    <w:lvlOverride w:ilvl="1">
+      <w:startOverride w:val="1"/>
+    </w:lvlOverride>
+    <w:lvlOverride w:ilvl="2">
+      <w:startOverride w:val="1"/>
+    </w:lvlOverride>
+    <w:lvlOverride w:ilvl="3">
+      <w:startOverride w:val="1"/>
+    </w:lvlOverride>
+    <w:lvlOverride w:ilvl="4">
+      <w:startOverride w:val="1"/>
+    </w:lvlOverride>
+    <w:lvlOverride w:ilvl="5">
+      <w:startOverride w:val="1"/>
+    </w:lvlOverride>
+    <w:lvlOverride w:ilvl="6">
+      <w:startOverride w:val="1"/>
+    </w:lvlOverride>
+    <w:lvlOverride w:ilvl="7">
+      <w:startOverride w:val="1"/>
+    </w:lvlOverride>
+    <w:lvlOverride w:ilvl="8">
+      <w:startOverride w:val="1"/>
+    </w:lvlOverride>
+  </w:num>
+  <w:num w:numId="1004">
+    <w:abstractNumId w:val="991"/>
+  </w:num>
+  <w:num w:numId="1005">
+    <w:abstractNumId w:val="991"/>
+  </w:num>
+  <w:num w:numId="1006">
+    <w:abstractNumId w:val="991"/>
+  </w:num>
+  <w:num w:numId="1007">
+    <w:abstractNumId w:val="99411"/>
+    <w:lvlOverride w:ilvl="0">
+      <w:startOverride w:val="1"/>
+    </w:lvlOverride>
+    <w:lvlOverride w:ilvl="1">
+      <w:startOverride w:val="1"/>
+    </w:lvlOverride>
+    <w:lvlOverride w:ilvl="2">
+      <w:startOverride w:val="1"/>
+    </w:lvlOverride>
+    <w:lvlOverride w:ilvl="3">
+      <w:startOverride w:val="1"/>
+    </w:lvlOverride>
+    <w:lvlOverride w:ilvl="4">
+      <w:startOverride w:val="1"/>
+    </w:lvlOverride>
+    <w:lvlOverride w:ilvl="5">
+      <w:startOverride w:val="1"/>
+    </w:lvlOverride>
+    <w:lvlOverride w:ilvl="6">
+      <w:startOverride w:val="1"/>
+    </w:lvlOverride>
+    <w:lvlOverride w:ilvl="7">
+      <w:startOverride w:val="1"/>
+    </w:lvlOverride>
+    <w:lvlOverride w:ilvl="8">
+      <w:startOverride w:val="1"/>
+    </w:lvlOverride>
+  </w:num>
+  <w:num w:numId="1008">
+    <w:abstractNumId w:val="99411"/>
+    <w:lvlOverride w:ilvl="0">
+      <w:startOverride w:val="1"/>
+    </w:lvlOverride>
+    <w:lvlOverride w:ilvl="1">
+      <w:startOverride w:val="1"/>
+    </w:lvlOverride>
+    <w:lvlOverride w:ilvl="2">
+      <w:startOverride w:val="1"/>
+    </w:lvlOverride>
+    <w:lvlOverride w:ilvl="3">
+      <w:startOverride w:val="1"/>
+    </w:lvlOverride>
+    <w:lvlOverride w:ilvl="4">
+      <w:startOverride w:val="1"/>
+    </w:lvlOverride>
+    <w:lvlOverride w:ilvl="5">
+      <w:startOverride w:val="1"/>
+    </w:lvlOverride>
+    <w:lvlOverride w:ilvl="6">
+      <w:startOverride w:val="1"/>
+    </w:lvlOverride>
+    <w:lvlOverride w:ilvl="7">
+      <w:startOverride w:val="1"/>
+    </w:lvlOverride>
+    <w:lvlOverride w:ilvl="8">
+      <w:startOverride w:val="1"/>
+    </w:lvlOverride>
+  </w:num>
+  <w:num w:numId="1009">
     <w:abstractNumId w:val="991"/>
   </w:num>
 </w:numbering>
